--- a/П-41_Соловьев_АС_ПЗ-03.docx
+++ b/П-41_Соловьев_АС_ПЗ-03.docx
@@ -154,7 +154,7 @@
           <w:rFonts w:ascii="Times New Roman" w:hAnsi="Times New Roman" w:eastAsia="Times New Roman"/>
           <w:sz w:val="28"/>
         </w:rPr>
-        <w:t>2016</w:t>
+        <w:t>2026</w:t>
       </w:r>
     </w:p>
     <w:p>

--- a/П-41_Соловьев_АС_ПЗ-03.docx
+++ b/П-41_Соловьев_АС_ПЗ-03.docx
@@ -223,7 +223,7 @@
           <w:i w:val="0"/>
           <w:sz w:val="28"/>
         </w:rPr>
-        <w:t xml:space="preserve"> овладеть навыками практического использования системного подхода к решению проблем на разных уровнях принятия управленческих решений, научиться определять доминирующий уровень решения, применять рациональный подход и визуальные методы анализа — дерево решений в форме дерева игры и причинно-следственную диаграмму [1, с. 136–141, 173–175].</w:t>
+        <w:t xml:space="preserve"> овладеть навыками практического использования системного подхода к решению проблем на разных уровнях принятия управленческих решений, научиться определять доминирующий уровень решения, применять рациональный подход и визуальные методы анализа - дерево решений в форме дерева игры и причинно-следственную диаграмму [1, с. 136–141, 173–175].</w:t>
       </w:r>
     </w:p>
     <w:p>
@@ -293,11 +293,12 @@
         <w:jc w:val="center"/>
         <w:tblLayout w:type="fixed"/>
         <w:tblLook w:firstColumn="1" w:firstRow="1" w:lastColumn="0" w:lastRow="0" w:noHBand="0" w:noVBand="1" w:val="04A0"/>
+        <w:tblLayout w:type="fixed"/>
       </w:tblPr>
       <w:tblGrid>
-        <w:gridCol w:w="3230"/>
-        <w:gridCol w:w="3230"/>
-        <w:gridCol w:w="3230"/>
+        <w:gridCol w:w="960"/>
+        <w:gridCol w:w="4032"/>
+        <w:gridCol w:w="4363"/>
       </w:tblGrid>
       <w:tr>
         <w:trPr>
@@ -306,22 +307,21 @@
         </w:trPr>
         <w:tc>
           <w:tcPr>
-            <w:tcW w:type="dxa" w:w="1814"/>
+            <w:tcW w:type="dxa" w:w="960"/>
             <w:tcMar>
-              <w:top w:w="65" w:type="dxa"/>
-              <w:start w:w="75" w:type="dxa"/>
-              <w:bottom w:w="65" w:type="dxa"/>
-              <w:end w:w="75" w:type="dxa"/>
+              <w:top w:w="55" w:type="dxa"/>
+              <w:start w:w="65" w:type="dxa"/>
+              <w:bottom w:w="55" w:type="dxa"/>
+              <w:end w:w="65" w:type="dxa"/>
             </w:tcMar>
             <w:vAlign w:val="center"/>
             <w:shd w:fill="D9E2F3"/>
           </w:tcPr>
           <w:p>
             <w:pPr>
-              <w:spacing w:line="240" w:lineRule="auto" w:after="0"/>
+              <w:spacing w:line="240" w:lineRule="auto" w:before="0" w:after="0"/>
               <w:jc w:val="center"/>
             </w:pPr>
-            <w:r/>
             <w:r>
               <w:rPr>
                 <w:rFonts w:ascii="Times New Roman" w:hAnsi="Times New Roman" w:eastAsia="Times New Roman"/>
@@ -335,22 +335,21 @@
         </w:tc>
         <w:tc>
           <w:tcPr>
-            <w:tcW w:type="dxa" w:w="3628"/>
+            <w:tcW w:type="dxa" w:w="4032"/>
             <w:tcMar>
-              <w:top w:w="65" w:type="dxa"/>
-              <w:start w:w="75" w:type="dxa"/>
-              <w:bottom w:w="65" w:type="dxa"/>
-              <w:end w:w="75" w:type="dxa"/>
+              <w:top w:w="55" w:type="dxa"/>
+              <w:start w:w="65" w:type="dxa"/>
+              <w:bottom w:w="55" w:type="dxa"/>
+              <w:end w:w="65" w:type="dxa"/>
             </w:tcMar>
             <w:vAlign w:val="center"/>
             <w:shd w:fill="D9E2F3"/>
           </w:tcPr>
           <w:p>
             <w:pPr>
-              <w:spacing w:line="240" w:lineRule="auto" w:after="0"/>
+              <w:spacing w:line="240" w:lineRule="auto" w:before="0" w:after="0"/>
               <w:jc w:val="center"/>
             </w:pPr>
-            <w:r/>
             <w:r>
               <w:rPr>
                 <w:rFonts w:ascii="Times New Roman" w:hAnsi="Times New Roman" w:eastAsia="Times New Roman"/>
@@ -364,22 +363,21 @@
         </w:tc>
         <w:tc>
           <w:tcPr>
-            <w:tcW w:type="dxa" w:w="3912"/>
+            <w:tcW w:type="dxa" w:w="4363"/>
             <w:tcMar>
-              <w:top w:w="65" w:type="dxa"/>
-              <w:start w:w="75" w:type="dxa"/>
-              <w:bottom w:w="65" w:type="dxa"/>
-              <w:end w:w="75" w:type="dxa"/>
+              <w:top w:w="55" w:type="dxa"/>
+              <w:start w:w="65" w:type="dxa"/>
+              <w:bottom w:w="55" w:type="dxa"/>
+              <w:end w:w="65" w:type="dxa"/>
             </w:tcMar>
             <w:vAlign w:val="center"/>
             <w:shd w:fill="D9E2F3"/>
           </w:tcPr>
           <w:p>
             <w:pPr>
-              <w:spacing w:line="240" w:lineRule="auto" w:after="0"/>
+              <w:spacing w:line="240" w:lineRule="auto" w:before="0" w:after="0"/>
               <w:jc w:val="center"/>
             </w:pPr>
-            <w:r/>
             <w:r>
               <w:rPr>
                 <w:rFonts w:ascii="Times New Roman" w:hAnsi="Times New Roman" w:eastAsia="Times New Roman"/>
@@ -398,21 +396,20 @@
         </w:trPr>
         <w:tc>
           <w:tcPr>
-            <w:tcW w:type="dxa" w:w="1814"/>
+            <w:tcW w:type="dxa" w:w="960"/>
             <w:tcMar>
-              <w:top w:w="65" w:type="dxa"/>
-              <w:start w:w="75" w:type="dxa"/>
-              <w:bottom w:w="65" w:type="dxa"/>
-              <w:end w:w="75" w:type="dxa"/>
+              <w:top w:w="55" w:type="dxa"/>
+              <w:start w:w="65" w:type="dxa"/>
+              <w:bottom w:w="55" w:type="dxa"/>
+              <w:end w:w="65" w:type="dxa"/>
             </w:tcMar>
             <w:vAlign w:val="center"/>
           </w:tcPr>
           <w:p>
             <w:pPr>
-              <w:spacing w:line="240" w:lineRule="auto" w:after="0"/>
+              <w:spacing w:line="240" w:lineRule="auto" w:before="0" w:after="0"/>
               <w:jc w:val="left"/>
             </w:pPr>
-            <w:r/>
             <w:r>
               <w:rPr>
                 <w:rFonts w:ascii="Times New Roman" w:hAnsi="Times New Roman" w:eastAsia="Times New Roman"/>
@@ -426,21 +423,20 @@
         </w:tc>
         <w:tc>
           <w:tcPr>
-            <w:tcW w:type="dxa" w:w="3628"/>
+            <w:tcW w:type="dxa" w:w="4032"/>
             <w:tcMar>
-              <w:top w:w="65" w:type="dxa"/>
-              <w:start w:w="75" w:type="dxa"/>
-              <w:bottom w:w="65" w:type="dxa"/>
-              <w:end w:w="75" w:type="dxa"/>
+              <w:top w:w="55" w:type="dxa"/>
+              <w:start w:w="65" w:type="dxa"/>
+              <w:bottom w:w="55" w:type="dxa"/>
+              <w:end w:w="65" w:type="dxa"/>
             </w:tcMar>
             <w:vAlign w:val="center"/>
           </w:tcPr>
           <w:p>
             <w:pPr>
-              <w:spacing w:line="240" w:lineRule="auto" w:after="0"/>
+              <w:spacing w:line="240" w:lineRule="auto" w:before="0" w:after="0"/>
               <w:jc w:val="left"/>
             </w:pPr>
-            <w:r/>
             <w:r>
               <w:rPr>
                 <w:rFonts w:ascii="Times New Roman" w:hAnsi="Times New Roman" w:eastAsia="Times New Roman"/>
@@ -454,21 +450,20 @@
         </w:tc>
         <w:tc>
           <w:tcPr>
-            <w:tcW w:type="dxa" w:w="3912"/>
+            <w:tcW w:type="dxa" w:w="4363"/>
             <w:tcMar>
-              <w:top w:w="65" w:type="dxa"/>
-              <w:start w:w="75" w:type="dxa"/>
-              <w:bottom w:w="65" w:type="dxa"/>
-              <w:end w:w="75" w:type="dxa"/>
+              <w:top w:w="55" w:type="dxa"/>
+              <w:start w:w="65" w:type="dxa"/>
+              <w:bottom w:w="55" w:type="dxa"/>
+              <w:end w:w="65" w:type="dxa"/>
             </w:tcMar>
             <w:vAlign w:val="center"/>
           </w:tcPr>
           <w:p>
             <w:pPr>
-              <w:spacing w:line="240" w:lineRule="auto" w:after="0"/>
+              <w:spacing w:line="240" w:lineRule="auto" w:before="0" w:after="0"/>
               <w:jc w:val="left"/>
             </w:pPr>
-            <w:r/>
             <w:r>
               <w:rPr>
                 <w:rFonts w:ascii="Times New Roman" w:hAnsi="Times New Roman" w:eastAsia="Times New Roman"/>
@@ -487,21 +482,20 @@
         </w:trPr>
         <w:tc>
           <w:tcPr>
-            <w:tcW w:type="dxa" w:w="1814"/>
+            <w:tcW w:type="dxa" w:w="960"/>
             <w:tcMar>
-              <w:top w:w="65" w:type="dxa"/>
-              <w:start w:w="75" w:type="dxa"/>
-              <w:bottom w:w="65" w:type="dxa"/>
-              <w:end w:w="75" w:type="dxa"/>
+              <w:top w:w="55" w:type="dxa"/>
+              <w:start w:w="65" w:type="dxa"/>
+              <w:bottom w:w="55" w:type="dxa"/>
+              <w:end w:w="65" w:type="dxa"/>
             </w:tcMar>
             <w:vAlign w:val="center"/>
           </w:tcPr>
           <w:p>
             <w:pPr>
-              <w:spacing w:line="240" w:lineRule="auto" w:after="0"/>
+              <w:spacing w:line="240" w:lineRule="auto" w:before="0" w:after="0"/>
               <w:jc w:val="left"/>
             </w:pPr>
-            <w:r/>
             <w:r>
               <w:rPr>
                 <w:rFonts w:ascii="Times New Roman" w:hAnsi="Times New Roman" w:eastAsia="Times New Roman"/>
@@ -515,21 +509,20 @@
         </w:tc>
         <w:tc>
           <w:tcPr>
-            <w:tcW w:type="dxa" w:w="3628"/>
+            <w:tcW w:type="dxa" w:w="4032"/>
             <w:tcMar>
-              <w:top w:w="65" w:type="dxa"/>
-              <w:start w:w="75" w:type="dxa"/>
-              <w:bottom w:w="65" w:type="dxa"/>
-              <w:end w:w="75" w:type="dxa"/>
+              <w:top w:w="55" w:type="dxa"/>
+              <w:start w:w="65" w:type="dxa"/>
+              <w:bottom w:w="55" w:type="dxa"/>
+              <w:end w:w="65" w:type="dxa"/>
             </w:tcMar>
             <w:vAlign w:val="center"/>
           </w:tcPr>
           <w:p>
             <w:pPr>
-              <w:spacing w:line="240" w:lineRule="auto" w:after="0"/>
+              <w:spacing w:line="240" w:lineRule="auto" w:before="0" w:after="0"/>
               <w:jc w:val="left"/>
             </w:pPr>
-            <w:r/>
             <w:r>
               <w:rPr>
                 <w:rFonts w:ascii="Times New Roman" w:hAnsi="Times New Roman" w:eastAsia="Times New Roman"/>
@@ -543,21 +536,20 @@
         </w:tc>
         <w:tc>
           <w:tcPr>
-            <w:tcW w:type="dxa" w:w="3912"/>
+            <w:tcW w:type="dxa" w:w="4363"/>
             <w:tcMar>
-              <w:top w:w="65" w:type="dxa"/>
-              <w:start w:w="75" w:type="dxa"/>
-              <w:bottom w:w="65" w:type="dxa"/>
-              <w:end w:w="75" w:type="dxa"/>
+              <w:top w:w="55" w:type="dxa"/>
+              <w:start w:w="65" w:type="dxa"/>
+              <w:bottom w:w="55" w:type="dxa"/>
+              <w:end w:w="65" w:type="dxa"/>
             </w:tcMar>
             <w:vAlign w:val="center"/>
           </w:tcPr>
           <w:p>
             <w:pPr>
-              <w:spacing w:line="240" w:lineRule="auto" w:after="0"/>
+              <w:spacing w:line="240" w:lineRule="auto" w:before="0" w:after="0"/>
               <w:jc w:val="left"/>
             </w:pPr>
-            <w:r/>
             <w:r>
               <w:rPr>
                 <w:rFonts w:ascii="Times New Roman" w:hAnsi="Times New Roman" w:eastAsia="Times New Roman"/>
@@ -576,21 +568,20 @@
         </w:trPr>
         <w:tc>
           <w:tcPr>
-            <w:tcW w:type="dxa" w:w="1814"/>
+            <w:tcW w:type="dxa" w:w="960"/>
             <w:tcMar>
-              <w:top w:w="65" w:type="dxa"/>
-              <w:start w:w="75" w:type="dxa"/>
-              <w:bottom w:w="65" w:type="dxa"/>
-              <w:end w:w="75" w:type="dxa"/>
+              <w:top w:w="55" w:type="dxa"/>
+              <w:start w:w="65" w:type="dxa"/>
+              <w:bottom w:w="55" w:type="dxa"/>
+              <w:end w:w="65" w:type="dxa"/>
             </w:tcMar>
             <w:vAlign w:val="center"/>
           </w:tcPr>
           <w:p>
             <w:pPr>
-              <w:spacing w:line="240" w:lineRule="auto" w:after="0"/>
+              <w:spacing w:line="240" w:lineRule="auto" w:before="0" w:after="0"/>
               <w:jc w:val="left"/>
             </w:pPr>
-            <w:r/>
             <w:r>
               <w:rPr>
                 <w:rFonts w:ascii="Times New Roman" w:hAnsi="Times New Roman" w:eastAsia="Times New Roman"/>
@@ -604,21 +595,20 @@
         </w:tc>
         <w:tc>
           <w:tcPr>
-            <w:tcW w:type="dxa" w:w="3628"/>
+            <w:tcW w:type="dxa" w:w="4032"/>
             <w:tcMar>
-              <w:top w:w="65" w:type="dxa"/>
-              <w:start w:w="75" w:type="dxa"/>
-              <w:bottom w:w="65" w:type="dxa"/>
-              <w:end w:w="75" w:type="dxa"/>
+              <w:top w:w="55" w:type="dxa"/>
+              <w:start w:w="65" w:type="dxa"/>
+              <w:bottom w:w="55" w:type="dxa"/>
+              <w:end w:w="65" w:type="dxa"/>
             </w:tcMar>
             <w:vAlign w:val="center"/>
           </w:tcPr>
           <w:p>
             <w:pPr>
-              <w:spacing w:line="240" w:lineRule="auto" w:after="0"/>
+              <w:spacing w:line="240" w:lineRule="auto" w:before="0" w:after="0"/>
               <w:jc w:val="left"/>
             </w:pPr>
-            <w:r/>
             <w:r>
               <w:rPr>
                 <w:rFonts w:ascii="Times New Roman" w:hAnsi="Times New Roman" w:eastAsia="Times New Roman"/>
@@ -632,21 +622,20 @@
         </w:tc>
         <w:tc>
           <w:tcPr>
-            <w:tcW w:type="dxa" w:w="3912"/>
+            <w:tcW w:type="dxa" w:w="4363"/>
             <w:tcMar>
-              <w:top w:w="65" w:type="dxa"/>
-              <w:start w:w="75" w:type="dxa"/>
-              <w:bottom w:w="65" w:type="dxa"/>
-              <w:end w:w="75" w:type="dxa"/>
+              <w:top w:w="55" w:type="dxa"/>
+              <w:start w:w="65" w:type="dxa"/>
+              <w:bottom w:w="55" w:type="dxa"/>
+              <w:end w:w="65" w:type="dxa"/>
             </w:tcMar>
             <w:vAlign w:val="center"/>
           </w:tcPr>
           <w:p>
             <w:pPr>
-              <w:spacing w:line="240" w:lineRule="auto" w:after="0"/>
+              <w:spacing w:line="240" w:lineRule="auto" w:before="0" w:after="0"/>
               <w:jc w:val="left"/>
             </w:pPr>
-            <w:r/>
             <w:r>
               <w:rPr>
                 <w:rFonts w:ascii="Times New Roman" w:hAnsi="Times New Roman" w:eastAsia="Times New Roman"/>
@@ -665,21 +654,20 @@
         </w:trPr>
         <w:tc>
           <w:tcPr>
-            <w:tcW w:type="dxa" w:w="1814"/>
+            <w:tcW w:type="dxa" w:w="960"/>
             <w:tcMar>
-              <w:top w:w="65" w:type="dxa"/>
-              <w:start w:w="75" w:type="dxa"/>
-              <w:bottom w:w="65" w:type="dxa"/>
-              <w:end w:w="75" w:type="dxa"/>
+              <w:top w:w="55" w:type="dxa"/>
+              <w:start w:w="65" w:type="dxa"/>
+              <w:bottom w:w="55" w:type="dxa"/>
+              <w:end w:w="65" w:type="dxa"/>
             </w:tcMar>
             <w:vAlign w:val="center"/>
           </w:tcPr>
           <w:p>
             <w:pPr>
-              <w:spacing w:line="240" w:lineRule="auto" w:after="0"/>
+              <w:spacing w:line="240" w:lineRule="auto" w:before="0" w:after="0"/>
               <w:jc w:val="left"/>
             </w:pPr>
-            <w:r/>
             <w:r>
               <w:rPr>
                 <w:rFonts w:ascii="Times New Roman" w:hAnsi="Times New Roman" w:eastAsia="Times New Roman"/>
@@ -693,21 +681,20 @@
         </w:tc>
         <w:tc>
           <w:tcPr>
-            <w:tcW w:type="dxa" w:w="3628"/>
+            <w:tcW w:type="dxa" w:w="4032"/>
             <w:tcMar>
-              <w:top w:w="65" w:type="dxa"/>
-              <w:start w:w="75" w:type="dxa"/>
-              <w:bottom w:w="65" w:type="dxa"/>
-              <w:end w:w="75" w:type="dxa"/>
+              <w:top w:w="55" w:type="dxa"/>
+              <w:start w:w="65" w:type="dxa"/>
+              <w:bottom w:w="55" w:type="dxa"/>
+              <w:end w:w="65" w:type="dxa"/>
             </w:tcMar>
             <w:vAlign w:val="center"/>
           </w:tcPr>
           <w:p>
             <w:pPr>
-              <w:spacing w:line="240" w:lineRule="auto" w:after="0"/>
+              <w:spacing w:line="240" w:lineRule="auto" w:before="0" w:after="0"/>
               <w:jc w:val="left"/>
             </w:pPr>
-            <w:r/>
             <w:r>
               <w:rPr>
                 <w:rFonts w:ascii="Times New Roman" w:hAnsi="Times New Roman" w:eastAsia="Times New Roman"/>
@@ -721,21 +708,20 @@
         </w:tc>
         <w:tc>
           <w:tcPr>
-            <w:tcW w:type="dxa" w:w="3912"/>
+            <w:tcW w:type="dxa" w:w="4363"/>
             <w:tcMar>
-              <w:top w:w="65" w:type="dxa"/>
-              <w:start w:w="75" w:type="dxa"/>
-              <w:bottom w:w="65" w:type="dxa"/>
-              <w:end w:w="75" w:type="dxa"/>
+              <w:top w:w="55" w:type="dxa"/>
+              <w:start w:w="65" w:type="dxa"/>
+              <w:bottom w:w="55" w:type="dxa"/>
+              <w:end w:w="65" w:type="dxa"/>
             </w:tcMar>
             <w:vAlign w:val="center"/>
           </w:tcPr>
           <w:p>
             <w:pPr>
-              <w:spacing w:line="240" w:lineRule="auto" w:after="0"/>
+              <w:spacing w:line="240" w:lineRule="auto" w:before="0" w:after="0"/>
               <w:jc w:val="left"/>
             </w:pPr>
-            <w:r/>
             <w:r>
               <w:rPr>
                 <w:rFonts w:ascii="Times New Roman" w:hAnsi="Times New Roman" w:eastAsia="Times New Roman"/>
@@ -751,7 +737,7 @@
     </w:tbl>
     <w:p>
       <w:pPr>
-        <w:spacing w:after="0"/>
+        <w:spacing w:line="240" w:lineRule="auto" w:before="0" w:after="0"/>
       </w:pPr>
     </w:p>
     <w:p>
@@ -795,7 +781,7 @@
           <w:i w:val="0"/>
           <w:sz w:val="30"/>
         </w:rPr>
-        <w:t>4.1. Ситуация 1 — небольшой обувной магазин</w:t>
+        <w:t>4.1. Ситуация 1: небольшой обувной магазин</w:t>
       </w:r>
     </w:p>
     <w:p>
@@ -827,7 +813,7 @@
           <w:i w:val="0"/>
           <w:sz w:val="28"/>
         </w:rPr>
-        <w:t>Основная часть работы заранее запрограммирована головным офисом: разработаны процедуры рассмотрения жалоб, решения кадровых вопросов, проведения выставок, оформления заказов и ведения документации; задача руководителя — «пунктуально выполнять предписания компании» [1, с. 173]. Это прямо соответствует рутинному уровню.</w:t>
+        <w:t>Основная часть работы заранее запрограммирована головным офисом: разработаны процедуры рассмотрения жалоб, решения кадровых вопросов, проведения выставок, оформления заказов и ведения документации; задача руководителя - «пунктуально выполнять предписания компании» [1, с. 173]. Это прямо соответствует рутинному уровню.</w:t>
       </w:r>
     </w:p>
     <w:p>
@@ -857,7 +843,7 @@
           <w:i w:val="0"/>
           <w:sz w:val="30"/>
         </w:rPr>
-        <w:t>4.2. Ситуация 2 — руководитель производственного отдела</w:t>
+        <w:t>4.2. Ситуация 2: руководитель производственного отдела</w:t>
       </w:r>
     </w:p>
     <w:p>
@@ -919,7 +905,7 @@
           <w:i w:val="0"/>
           <w:sz w:val="30"/>
         </w:rPr>
-        <w:t>4.3. Ситуация 3 — отдел маркетинга</w:t>
+        <w:t>4.3. Ситуация 3: отдел маркетинга</w:t>
       </w:r>
     </w:p>
     <w:p>
@@ -951,7 +937,7 @@
           <w:i w:val="0"/>
           <w:sz w:val="28"/>
         </w:rPr>
-        <w:t>Отдел должен создавать новые возможности решения хорошо известных проблем: искать новые подходы к рекламе и методы активизации сбыта. Сначала требуется прояснить и упростить проблему, собрать информацию, затем сочетать способность выбирать с «подлинной новизной» и деловой осмысленностью [1, с. 174]. Следовательно, известная проблема решается в новой форме — это сущность адаптационного уровня.</w:t>
+        <w:t>Отдел должен создавать новые возможности решения хорошо известных проблем: искать новые подходы к рекламе и методы активизации сбыта. Сначала требуется прояснить и упростить проблему, собрать информацию, затем сочетать способность выбирать с «подлинной новизной» и деловой осмысленностью [1, с. 174]. Следовательно, известная проблема решается в новой форме - это сущность адаптационного уровня.</w:t>
       </w:r>
     </w:p>
     <w:p>
@@ -981,7 +967,7 @@
           <w:i w:val="0"/>
           <w:sz w:val="30"/>
         </w:rPr>
-        <w:t>4.4. Ситуация 4 — руководитель исследовательского центра</w:t>
+        <w:t>4.4. Ситуация 4: руководитель исследовательского центра</w:t>
       </w:r>
     </w:p>
     <w:p>
@@ -1126,11 +1112,12 @@
         <w:jc w:val="center"/>
         <w:tblLayout w:type="fixed"/>
         <w:tblLook w:firstColumn="1" w:firstRow="1" w:lastColumn="0" w:lastRow="0" w:noHBand="0" w:noVBand="1" w:val="04A0"/>
+        <w:tblLayout w:type="fixed"/>
       </w:tblPr>
       <w:tblGrid>
-        <w:gridCol w:w="3230"/>
-        <w:gridCol w:w="3230"/>
-        <w:gridCol w:w="3230"/>
+        <w:gridCol w:w="745"/>
+        <w:gridCol w:w="4923"/>
+        <w:gridCol w:w="3687"/>
       </w:tblGrid>
       <w:tr>
         <w:trPr>
@@ -1139,22 +1126,21 @@
         </w:trPr>
         <w:tc>
           <w:tcPr>
-            <w:tcW w:type="dxa" w:w="1814"/>
+            <w:tcW w:type="dxa" w:w="745"/>
             <w:tcMar>
-              <w:top w:w="65" w:type="dxa"/>
-              <w:start w:w="75" w:type="dxa"/>
-              <w:bottom w:w="65" w:type="dxa"/>
-              <w:end w:w="75" w:type="dxa"/>
+              <w:top w:w="55" w:type="dxa"/>
+              <w:start w:w="65" w:type="dxa"/>
+              <w:bottom w:w="55" w:type="dxa"/>
+              <w:end w:w="65" w:type="dxa"/>
             </w:tcMar>
             <w:vAlign w:val="center"/>
             <w:shd w:fill="D9E2F3"/>
           </w:tcPr>
           <w:p>
             <w:pPr>
-              <w:spacing w:line="240" w:lineRule="auto" w:after="0"/>
+              <w:spacing w:line="240" w:lineRule="auto" w:before="0" w:after="0"/>
               <w:jc w:val="center"/>
             </w:pPr>
-            <w:r/>
             <w:r>
               <w:rPr>
                 <w:rFonts w:ascii="Times New Roman" w:hAnsi="Times New Roman" w:eastAsia="Times New Roman"/>
@@ -1168,22 +1154,21 @@
         </w:tc>
         <w:tc>
           <w:tcPr>
-            <w:tcW w:type="dxa" w:w="3628"/>
+            <w:tcW w:type="dxa" w:w="4923"/>
             <w:tcMar>
-              <w:top w:w="65" w:type="dxa"/>
-              <w:start w:w="75" w:type="dxa"/>
-              <w:bottom w:w="65" w:type="dxa"/>
-              <w:end w:w="75" w:type="dxa"/>
+              <w:top w:w="55" w:type="dxa"/>
+              <w:start w:w="65" w:type="dxa"/>
+              <w:bottom w:w="55" w:type="dxa"/>
+              <w:end w:w="65" w:type="dxa"/>
             </w:tcMar>
             <w:vAlign w:val="center"/>
             <w:shd w:fill="D9E2F3"/>
           </w:tcPr>
           <w:p>
             <w:pPr>
-              <w:spacing w:line="240" w:lineRule="auto" w:after="0"/>
+              <w:spacing w:line="240" w:lineRule="auto" w:before="0" w:after="0"/>
               <w:jc w:val="center"/>
             </w:pPr>
-            <w:r/>
             <w:r>
               <w:rPr>
                 <w:rFonts w:ascii="Times New Roman" w:hAnsi="Times New Roman" w:eastAsia="Times New Roman"/>
@@ -1197,22 +1182,21 @@
         </w:tc>
         <w:tc>
           <w:tcPr>
-            <w:tcW w:type="dxa" w:w="3912"/>
+            <w:tcW w:type="dxa" w:w="3687"/>
             <w:tcMar>
-              <w:top w:w="65" w:type="dxa"/>
-              <w:start w:w="75" w:type="dxa"/>
-              <w:bottom w:w="65" w:type="dxa"/>
-              <w:end w:w="75" w:type="dxa"/>
+              <w:top w:w="55" w:type="dxa"/>
+              <w:start w:w="65" w:type="dxa"/>
+              <w:bottom w:w="55" w:type="dxa"/>
+              <w:end w:w="65" w:type="dxa"/>
             </w:tcMar>
             <w:vAlign w:val="center"/>
             <w:shd w:fill="D9E2F3"/>
           </w:tcPr>
           <w:p>
             <w:pPr>
-              <w:spacing w:line="240" w:lineRule="auto" w:after="0"/>
+              <w:spacing w:line="240" w:lineRule="auto" w:before="0" w:after="0"/>
               <w:jc w:val="center"/>
             </w:pPr>
-            <w:r/>
             <w:r>
               <w:rPr>
                 <w:rFonts w:ascii="Times New Roman" w:hAnsi="Times New Roman" w:eastAsia="Times New Roman"/>
@@ -1231,21 +1215,20 @@
         </w:trPr>
         <w:tc>
           <w:tcPr>
-            <w:tcW w:type="dxa" w:w="1814"/>
+            <w:tcW w:type="dxa" w:w="745"/>
             <w:tcMar>
-              <w:top w:w="65" w:type="dxa"/>
-              <w:start w:w="75" w:type="dxa"/>
-              <w:bottom w:w="65" w:type="dxa"/>
-              <w:end w:w="75" w:type="dxa"/>
+              <w:top w:w="55" w:type="dxa"/>
+              <w:start w:w="65" w:type="dxa"/>
+              <w:bottom w:w="55" w:type="dxa"/>
+              <w:end w:w="65" w:type="dxa"/>
             </w:tcMar>
             <w:vAlign w:val="center"/>
           </w:tcPr>
           <w:p>
             <w:pPr>
-              <w:spacing w:line="240" w:lineRule="auto" w:after="0"/>
+              <w:spacing w:line="240" w:lineRule="auto" w:before="0" w:after="0"/>
               <w:jc w:val="left"/>
             </w:pPr>
-            <w:r/>
             <w:r>
               <w:rPr>
                 <w:rFonts w:ascii="Times New Roman" w:hAnsi="Times New Roman" w:eastAsia="Times New Roman"/>
@@ -1259,21 +1242,20 @@
         </w:tc>
         <w:tc>
           <w:tcPr>
-            <w:tcW w:type="dxa" w:w="3628"/>
+            <w:tcW w:type="dxa" w:w="4923"/>
             <w:tcMar>
-              <w:top w:w="65" w:type="dxa"/>
-              <w:start w:w="75" w:type="dxa"/>
-              <w:bottom w:w="65" w:type="dxa"/>
-              <w:end w:w="75" w:type="dxa"/>
+              <w:top w:w="55" w:type="dxa"/>
+              <w:start w:w="65" w:type="dxa"/>
+              <w:bottom w:w="55" w:type="dxa"/>
+              <w:end w:w="65" w:type="dxa"/>
             </w:tcMar>
             <w:vAlign w:val="center"/>
           </w:tcPr>
           <w:p>
             <w:pPr>
-              <w:spacing w:line="240" w:lineRule="auto" w:after="0"/>
+              <w:spacing w:line="240" w:lineRule="auto" w:before="0" w:after="0"/>
               <w:jc w:val="left"/>
             </w:pPr>
-            <w:r/>
             <w:r>
               <w:rPr>
                 <w:rFonts w:ascii="Times New Roman" w:hAnsi="Times New Roman" w:eastAsia="Times New Roman"/>
@@ -1287,21 +1269,20 @@
         </w:tc>
         <w:tc>
           <w:tcPr>
-            <w:tcW w:type="dxa" w:w="3912"/>
+            <w:tcW w:type="dxa" w:w="3687"/>
             <w:tcMar>
-              <w:top w:w="65" w:type="dxa"/>
-              <w:start w:w="75" w:type="dxa"/>
-              <w:bottom w:w="65" w:type="dxa"/>
-              <w:end w:w="75" w:type="dxa"/>
+              <w:top w:w="55" w:type="dxa"/>
+              <w:start w:w="65" w:type="dxa"/>
+              <w:bottom w:w="55" w:type="dxa"/>
+              <w:end w:w="65" w:type="dxa"/>
             </w:tcMar>
             <w:vAlign w:val="center"/>
           </w:tcPr>
           <w:p>
             <w:pPr>
-              <w:spacing w:line="240" w:lineRule="auto" w:after="0"/>
+              <w:spacing w:line="240" w:lineRule="auto" w:before="0" w:after="0"/>
               <w:jc w:val="left"/>
             </w:pPr>
-            <w:r/>
             <w:r>
               <w:rPr>
                 <w:rFonts w:ascii="Times New Roman" w:hAnsi="Times New Roman" w:eastAsia="Times New Roman"/>
@@ -1320,21 +1301,20 @@
         </w:trPr>
         <w:tc>
           <w:tcPr>
-            <w:tcW w:type="dxa" w:w="1814"/>
+            <w:tcW w:type="dxa" w:w="745"/>
             <w:tcMar>
-              <w:top w:w="65" w:type="dxa"/>
-              <w:start w:w="75" w:type="dxa"/>
-              <w:bottom w:w="65" w:type="dxa"/>
-              <w:end w:w="75" w:type="dxa"/>
+              <w:top w:w="55" w:type="dxa"/>
+              <w:start w:w="65" w:type="dxa"/>
+              <w:bottom w:w="55" w:type="dxa"/>
+              <w:end w:w="65" w:type="dxa"/>
             </w:tcMar>
             <w:vAlign w:val="center"/>
           </w:tcPr>
           <w:p>
             <w:pPr>
-              <w:spacing w:line="240" w:lineRule="auto" w:after="0"/>
+              <w:spacing w:line="240" w:lineRule="auto" w:before="0" w:after="0"/>
               <w:jc w:val="left"/>
             </w:pPr>
-            <w:r/>
             <w:r>
               <w:rPr>
                 <w:rFonts w:ascii="Times New Roman" w:hAnsi="Times New Roman" w:eastAsia="Times New Roman"/>
@@ -1348,21 +1328,20 @@
         </w:tc>
         <w:tc>
           <w:tcPr>
-            <w:tcW w:type="dxa" w:w="3628"/>
+            <w:tcW w:type="dxa" w:w="4923"/>
             <w:tcMar>
-              <w:top w:w="65" w:type="dxa"/>
-              <w:start w:w="75" w:type="dxa"/>
-              <w:bottom w:w="65" w:type="dxa"/>
-              <w:end w:w="75" w:type="dxa"/>
+              <w:top w:w="55" w:type="dxa"/>
+              <w:start w:w="65" w:type="dxa"/>
+              <w:bottom w:w="55" w:type="dxa"/>
+              <w:end w:w="65" w:type="dxa"/>
             </w:tcMar>
             <w:vAlign w:val="center"/>
           </w:tcPr>
           <w:p>
             <w:pPr>
-              <w:spacing w:line="240" w:lineRule="auto" w:after="0"/>
+              <w:spacing w:line="240" w:lineRule="auto" w:before="0" w:after="0"/>
               <w:jc w:val="left"/>
             </w:pPr>
-            <w:r/>
             <w:r>
               <w:rPr>
                 <w:rFonts w:ascii="Times New Roman" w:hAnsi="Times New Roman" w:eastAsia="Times New Roman"/>
@@ -1376,21 +1355,20 @@
         </w:tc>
         <w:tc>
           <w:tcPr>
-            <w:tcW w:type="dxa" w:w="3912"/>
+            <w:tcW w:type="dxa" w:w="3687"/>
             <w:tcMar>
-              <w:top w:w="65" w:type="dxa"/>
-              <w:start w:w="75" w:type="dxa"/>
-              <w:bottom w:w="65" w:type="dxa"/>
-              <w:end w:w="75" w:type="dxa"/>
+              <w:top w:w="55" w:type="dxa"/>
+              <w:start w:w="65" w:type="dxa"/>
+              <w:bottom w:w="55" w:type="dxa"/>
+              <w:end w:w="65" w:type="dxa"/>
             </w:tcMar>
             <w:vAlign w:val="center"/>
           </w:tcPr>
           <w:p>
             <w:pPr>
-              <w:spacing w:line="240" w:lineRule="auto" w:after="0"/>
+              <w:spacing w:line="240" w:lineRule="auto" w:before="0" w:after="0"/>
               <w:jc w:val="left"/>
             </w:pPr>
-            <w:r/>
             <w:r>
               <w:rPr>
                 <w:rFonts w:ascii="Times New Roman" w:hAnsi="Times New Roman" w:eastAsia="Times New Roman"/>
@@ -1409,21 +1387,20 @@
         </w:trPr>
         <w:tc>
           <w:tcPr>
-            <w:tcW w:type="dxa" w:w="1814"/>
+            <w:tcW w:type="dxa" w:w="745"/>
             <w:tcMar>
-              <w:top w:w="65" w:type="dxa"/>
-              <w:start w:w="75" w:type="dxa"/>
-              <w:bottom w:w="65" w:type="dxa"/>
-              <w:end w:w="75" w:type="dxa"/>
+              <w:top w:w="55" w:type="dxa"/>
+              <w:start w:w="65" w:type="dxa"/>
+              <w:bottom w:w="55" w:type="dxa"/>
+              <w:end w:w="65" w:type="dxa"/>
             </w:tcMar>
             <w:vAlign w:val="center"/>
           </w:tcPr>
           <w:p>
             <w:pPr>
-              <w:spacing w:line="240" w:lineRule="auto" w:after="0"/>
+              <w:spacing w:line="240" w:lineRule="auto" w:before="0" w:after="0"/>
               <w:jc w:val="left"/>
             </w:pPr>
-            <w:r/>
             <w:r>
               <w:rPr>
                 <w:rFonts w:ascii="Times New Roman" w:hAnsi="Times New Roman" w:eastAsia="Times New Roman"/>
@@ -1437,21 +1414,20 @@
         </w:tc>
         <w:tc>
           <w:tcPr>
-            <w:tcW w:type="dxa" w:w="3628"/>
+            <w:tcW w:type="dxa" w:w="4923"/>
             <w:tcMar>
-              <w:top w:w="65" w:type="dxa"/>
-              <w:start w:w="75" w:type="dxa"/>
-              <w:bottom w:w="65" w:type="dxa"/>
-              <w:end w:w="75" w:type="dxa"/>
+              <w:top w:w="55" w:type="dxa"/>
+              <w:start w:w="65" w:type="dxa"/>
+              <w:bottom w:w="55" w:type="dxa"/>
+              <w:end w:w="65" w:type="dxa"/>
             </w:tcMar>
             <w:vAlign w:val="center"/>
           </w:tcPr>
           <w:p>
             <w:pPr>
-              <w:spacing w:line="240" w:lineRule="auto" w:after="0"/>
+              <w:spacing w:line="240" w:lineRule="auto" w:before="0" w:after="0"/>
               <w:jc w:val="left"/>
             </w:pPr>
-            <w:r/>
             <w:r>
               <w:rPr>
                 <w:rFonts w:ascii="Times New Roman" w:hAnsi="Times New Roman" w:eastAsia="Times New Roman"/>
@@ -1465,21 +1441,20 @@
         </w:tc>
         <w:tc>
           <w:tcPr>
-            <w:tcW w:type="dxa" w:w="3912"/>
+            <w:tcW w:type="dxa" w:w="3687"/>
             <w:tcMar>
-              <w:top w:w="65" w:type="dxa"/>
-              <w:start w:w="75" w:type="dxa"/>
-              <w:bottom w:w="65" w:type="dxa"/>
-              <w:end w:w="75" w:type="dxa"/>
+              <w:top w:w="55" w:type="dxa"/>
+              <w:start w:w="65" w:type="dxa"/>
+              <w:bottom w:w="55" w:type="dxa"/>
+              <w:end w:w="65" w:type="dxa"/>
             </w:tcMar>
             <w:vAlign w:val="center"/>
           </w:tcPr>
           <w:p>
             <w:pPr>
-              <w:spacing w:line="240" w:lineRule="auto" w:after="0"/>
+              <w:spacing w:line="240" w:lineRule="auto" w:before="0" w:after="0"/>
               <w:jc w:val="left"/>
             </w:pPr>
-            <w:r/>
             <w:r>
               <w:rPr>
                 <w:rFonts w:ascii="Times New Roman" w:hAnsi="Times New Roman" w:eastAsia="Times New Roman"/>
@@ -1498,21 +1473,20 @@
         </w:trPr>
         <w:tc>
           <w:tcPr>
-            <w:tcW w:type="dxa" w:w="1814"/>
+            <w:tcW w:type="dxa" w:w="745"/>
             <w:tcMar>
-              <w:top w:w="65" w:type="dxa"/>
-              <w:start w:w="75" w:type="dxa"/>
-              <w:bottom w:w="65" w:type="dxa"/>
-              <w:end w:w="75" w:type="dxa"/>
+              <w:top w:w="55" w:type="dxa"/>
+              <w:start w:w="65" w:type="dxa"/>
+              <w:bottom w:w="55" w:type="dxa"/>
+              <w:end w:w="65" w:type="dxa"/>
             </w:tcMar>
             <w:vAlign w:val="center"/>
           </w:tcPr>
           <w:p>
             <w:pPr>
-              <w:spacing w:line="240" w:lineRule="auto" w:after="0"/>
+              <w:spacing w:line="240" w:lineRule="auto" w:before="0" w:after="0"/>
               <w:jc w:val="left"/>
             </w:pPr>
-            <w:r/>
             <w:r>
               <w:rPr>
                 <w:rFonts w:ascii="Times New Roman" w:hAnsi="Times New Roman" w:eastAsia="Times New Roman"/>
@@ -1526,21 +1500,20 @@
         </w:tc>
         <w:tc>
           <w:tcPr>
-            <w:tcW w:type="dxa" w:w="3628"/>
+            <w:tcW w:type="dxa" w:w="4923"/>
             <w:tcMar>
-              <w:top w:w="65" w:type="dxa"/>
-              <w:start w:w="75" w:type="dxa"/>
-              <w:bottom w:w="65" w:type="dxa"/>
-              <w:end w:w="75" w:type="dxa"/>
+              <w:top w:w="55" w:type="dxa"/>
+              <w:start w:w="65" w:type="dxa"/>
+              <w:bottom w:w="55" w:type="dxa"/>
+              <w:end w:w="65" w:type="dxa"/>
             </w:tcMar>
             <w:vAlign w:val="center"/>
           </w:tcPr>
           <w:p>
             <w:pPr>
-              <w:spacing w:line="240" w:lineRule="auto" w:after="0"/>
+              <w:spacing w:line="240" w:lineRule="auto" w:before="0" w:after="0"/>
               <w:jc w:val="left"/>
             </w:pPr>
-            <w:r/>
             <w:r>
               <w:rPr>
                 <w:rFonts w:ascii="Times New Roman" w:hAnsi="Times New Roman" w:eastAsia="Times New Roman"/>
@@ -1554,21 +1527,20 @@
         </w:tc>
         <w:tc>
           <w:tcPr>
-            <w:tcW w:type="dxa" w:w="3912"/>
+            <w:tcW w:type="dxa" w:w="3687"/>
             <w:tcMar>
-              <w:top w:w="65" w:type="dxa"/>
-              <w:start w:w="75" w:type="dxa"/>
-              <w:bottom w:w="65" w:type="dxa"/>
-              <w:end w:w="75" w:type="dxa"/>
+              <w:top w:w="55" w:type="dxa"/>
+              <w:start w:w="65" w:type="dxa"/>
+              <w:bottom w:w="55" w:type="dxa"/>
+              <w:end w:w="65" w:type="dxa"/>
             </w:tcMar>
             <w:vAlign w:val="center"/>
           </w:tcPr>
           <w:p>
             <w:pPr>
-              <w:spacing w:line="240" w:lineRule="auto" w:after="0"/>
+              <w:spacing w:line="240" w:lineRule="auto" w:before="0" w:after="0"/>
               <w:jc w:val="left"/>
             </w:pPr>
-            <w:r/>
             <w:r>
               <w:rPr>
                 <w:rFonts w:ascii="Times New Roman" w:hAnsi="Times New Roman" w:eastAsia="Times New Roman"/>
@@ -1584,7 +1556,7 @@
     </w:tbl>
     <w:p>
       <w:pPr>
-        <w:spacing w:after="0"/>
+        <w:spacing w:line="240" w:lineRule="auto" w:before="0" w:after="0"/>
       </w:pPr>
     </w:p>
     <w:p>
@@ -2021,7 +1993,7 @@
           <w:i w:val="0"/>
           <w:sz w:val="28"/>
         </w:rPr>
-        <w:t>ситуация 2 — производственный отдел</w:t>
+        <w:t>ситуация 2: производственный отдел</w:t>
       </w:r>
       <w:r>
         <w:rPr>
@@ -2046,7 +2018,7 @@
           <w:i w:val="0"/>
           <w:sz w:val="28"/>
         </w:rPr>
-        <w:t>В исходной формулировке три пункта названы проблемами. На стадии обнаружения это действительно проблемы — разрыв между текущим и желаемым состоянием. После уточнения результата, срока, критериев и ответственного они становятся управленческими задачами.</w:t>
+        <w:t>В исходной формулировке три пункта названы проблемами. На стадии обнаружения это действительно проблемы - разрыв между текущим и желаемым состоянием. После уточнения результата, срока, критериев и ответственного они становятся управленческими задачами.</w:t>
       </w:r>
     </w:p>
     <w:p>
@@ -2850,11 +2822,6 @@
       </w:r>
     </w:p>
     <w:p>
-      <w:r>
-        <w:br w:type="page"/>
-      </w:r>
-    </w:p>
-    <w:p>
       <w:pPr>
         <w:pStyle w:val="Heading1"/>
       </w:pPr>
@@ -2870,6 +2837,14 @@
     </w:p>
     <w:p>
       <w:pPr>
+        <w:spacing w:line="240" w:lineRule="auto" w:before="0" w:after="0"/>
+      </w:pPr>
+      <w:r>
+        <w:br w:type="page"/>
+      </w:r>
+    </w:p>
+    <w:p>
+      <w:pPr>
         <w:pStyle w:val="Heading2"/>
       </w:pPr>
       <w:r>
@@ -2895,7 +2870,7 @@
           <w:i w:val="0"/>
           <w:sz w:val="28"/>
         </w:rPr>
-        <w:t xml:space="preserve">Для задачи роста прибыли используется дерево игры «предприятие — рыночная среда». Квадрат обозначает точку принятия решения менеджером, круги — ответ внешней среды, конечные узлы — выигрыш или проигрыш в виде изменения прибыли. Вероятности и проценты являются </w:t>
+        <w:t xml:space="preserve">Для задачи роста прибыли используется дерево игры «предприятие - рыночная среда». Квадрат обозначает точку принятия решения менеджером, круги - ответ внешней среды, конечные узлы - выигрыш или проигрыш в виде изменения прибыли. Вероятности и проценты являются </w:t>
       </w:r>
       <w:r>
         <w:rPr>
@@ -2918,13 +2893,14 @@
     </w:p>
     <w:p>
       <w:pPr>
+        <w:keepNext/>
         <w:keepLines/>
         <w:jc w:val="center"/>
       </w:pPr>
       <w:r>
         <w:drawing>
           <wp:inline xmlns:a="http://schemas.openxmlformats.org/drawingml/2006/main" xmlns:pic="http://schemas.openxmlformats.org/drawingml/2006/picture">
-            <wp:extent cx="5806440" cy="4466492"/>
+            <wp:extent cx="5806440" cy="4449090"/>
             <wp:docPr id="1" name="Picture 1"/>
             <wp:cNvGraphicFramePr>
               <a:graphicFrameLocks noChangeAspect="1"/>
@@ -2937,7 +2913,7 @@
                     <pic:cNvPicPr/>
                   </pic:nvPicPr>
                   <pic:blipFill>
-                    <a:blip r:embed="rId10"/>
+                    <a:blip r:embed="rId14"/>
                     <a:stretch>
                       <a:fillRect/>
                     </a:stretch>
@@ -2945,7 +2921,7 @@
                   <pic:spPr>
                     <a:xfrm>
                       <a:off x="0" y="0"/>
-                      <a:ext cx="5806440" cy="4466492"/>
+                      <a:ext cx="5806440" cy="4449090"/>
                     </a:xfrm>
                     <a:prstGeom prst="rect"/>
                   </pic:spPr>
@@ -2965,10 +2941,10 @@
         <w:rPr>
           <w:rFonts w:ascii="Times New Roman" w:hAnsi="Times New Roman" w:eastAsia="Times New Roman"/>
           <w:b/>
-          <w:i/>
-          <w:sz w:val="24"/>
+          <w:i w:val="0"/>
+          <w:sz w:val="28"/>
         </w:rPr>
-        <w:t>Рисунок 1 — Дерево игры для выбора стратегии роста прибыли</w:t>
+        <w:t>Рисунок 1 - Дерево игры для выбора стратегии роста прибыли</w:t>
       </w:r>
     </w:p>
     <w:tbl>
@@ -2978,12 +2954,13 @@
         <w:jc w:val="center"/>
         <w:tblLayout w:type="fixed"/>
         <w:tblLook w:firstColumn="1" w:firstRow="1" w:lastColumn="0" w:lastRow="0" w:noHBand="0" w:noVBand="1" w:val="04A0"/>
+        <w:tblLayout w:type="fixed"/>
       </w:tblPr>
       <w:tblGrid>
-        <w:gridCol w:w="2422"/>
-        <w:gridCol w:w="2422"/>
-        <w:gridCol w:w="2422"/>
-        <w:gridCol w:w="2422"/>
+        <w:gridCol w:w="1703"/>
+        <w:gridCol w:w="4385"/>
+        <w:gridCol w:w="2160"/>
+        <w:gridCol w:w="1107"/>
       </w:tblGrid>
       <w:tr>
         <w:trPr>
@@ -2992,28 +2969,27 @@
         </w:trPr>
         <w:tc>
           <w:tcPr>
-            <w:tcW w:type="dxa" w:w="1701"/>
+            <w:tcW w:type="dxa" w:w="1703"/>
             <w:tcMar>
-              <w:top w:w="65" w:type="dxa"/>
-              <w:start w:w="75" w:type="dxa"/>
-              <w:bottom w:w="65" w:type="dxa"/>
-              <w:end w:w="75" w:type="dxa"/>
+              <w:top w:w="55" w:type="dxa"/>
+              <w:start w:w="65" w:type="dxa"/>
+              <w:bottom w:w="55" w:type="dxa"/>
+              <w:end w:w="65" w:type="dxa"/>
             </w:tcMar>
             <w:vAlign w:val="center"/>
             <w:shd w:fill="D9E2F3"/>
           </w:tcPr>
           <w:p>
             <w:pPr>
-              <w:spacing w:line="240" w:lineRule="auto" w:after="0"/>
+              <w:spacing w:line="240" w:lineRule="auto" w:before="0" w:after="0"/>
               <w:jc w:val="center"/>
             </w:pPr>
-            <w:r/>
             <w:r>
               <w:rPr>
                 <w:rFonts w:ascii="Times New Roman" w:hAnsi="Times New Roman" w:eastAsia="Times New Roman"/>
                 <w:b/>
                 <w:i w:val="0"/>
-                <w:sz w:val="19"/>
+                <w:sz w:val="20"/>
               </w:rPr>
               <w:t>Стратегия</w:t>
             </w:r>
@@ -3021,28 +2997,27 @@
         </w:tc>
         <w:tc>
           <w:tcPr>
-            <w:tcW w:type="dxa" w:w="3515"/>
+            <w:tcW w:type="dxa" w:w="4385"/>
             <w:tcMar>
-              <w:top w:w="65" w:type="dxa"/>
-              <w:start w:w="75" w:type="dxa"/>
-              <w:bottom w:w="65" w:type="dxa"/>
-              <w:end w:w="75" w:type="dxa"/>
+              <w:top w:w="55" w:type="dxa"/>
+              <w:start w:w="65" w:type="dxa"/>
+              <w:bottom w:w="55" w:type="dxa"/>
+              <w:end w:w="65" w:type="dxa"/>
             </w:tcMar>
             <w:vAlign w:val="center"/>
             <w:shd w:fill="D9E2F3"/>
           </w:tcPr>
           <w:p>
             <w:pPr>
-              <w:spacing w:line="240" w:lineRule="auto" w:after="0"/>
+              <w:spacing w:line="240" w:lineRule="auto" w:before="0" w:after="0"/>
               <w:jc w:val="center"/>
             </w:pPr>
-            <w:r/>
             <w:r>
               <w:rPr>
                 <w:rFonts w:ascii="Times New Roman" w:hAnsi="Times New Roman" w:eastAsia="Times New Roman"/>
                 <w:b/>
                 <w:i w:val="0"/>
-                <w:sz w:val="19"/>
+                <w:sz w:val="20"/>
               </w:rPr>
               <w:t>Возможные ответы среды</w:t>
             </w:r>
@@ -3050,28 +3025,27 @@
         </w:tc>
         <w:tc>
           <w:tcPr>
-            <w:tcW w:type="dxa" w:w="2664"/>
+            <w:tcW w:type="dxa" w:w="2160"/>
             <w:tcMar>
-              <w:top w:w="65" w:type="dxa"/>
-              <w:start w:w="75" w:type="dxa"/>
-              <w:bottom w:w="65" w:type="dxa"/>
-              <w:end w:w="75" w:type="dxa"/>
+              <w:top w:w="55" w:type="dxa"/>
+              <w:start w:w="65" w:type="dxa"/>
+              <w:bottom w:w="55" w:type="dxa"/>
+              <w:end w:w="65" w:type="dxa"/>
             </w:tcMar>
             <w:vAlign w:val="center"/>
             <w:shd w:fill="D9E2F3"/>
           </w:tcPr>
           <w:p>
             <w:pPr>
-              <w:spacing w:line="240" w:lineRule="auto" w:after="0"/>
+              <w:spacing w:line="240" w:lineRule="auto" w:before="0" w:after="0"/>
               <w:jc w:val="center"/>
             </w:pPr>
-            <w:r/>
             <w:r>
               <w:rPr>
                 <w:rFonts w:ascii="Times New Roman" w:hAnsi="Times New Roman" w:eastAsia="Times New Roman"/>
                 <w:b/>
                 <w:i w:val="0"/>
-                <w:sz w:val="19"/>
+                <w:sz w:val="20"/>
               </w:rPr>
               <w:t>Расчёт ожидаемого выигрыша</w:t>
             </w:r>
@@ -3079,28 +3053,27 @@
         </w:tc>
         <w:tc>
           <w:tcPr>
-            <w:tcW w:type="dxa" w:w="1474"/>
+            <w:tcW w:type="dxa" w:w="1107"/>
             <w:tcMar>
-              <w:top w:w="65" w:type="dxa"/>
-              <w:start w:w="75" w:type="dxa"/>
-              <w:bottom w:w="65" w:type="dxa"/>
-              <w:end w:w="75" w:type="dxa"/>
+              <w:top w:w="55" w:type="dxa"/>
+              <w:start w:w="65" w:type="dxa"/>
+              <w:bottom w:w="55" w:type="dxa"/>
+              <w:end w:w="65" w:type="dxa"/>
             </w:tcMar>
             <w:vAlign w:val="center"/>
             <w:shd w:fill="D9E2F3"/>
           </w:tcPr>
           <w:p>
             <w:pPr>
-              <w:spacing w:line="240" w:lineRule="auto" w:after="0"/>
+              <w:spacing w:line="240" w:lineRule="auto" w:before="0" w:after="0"/>
               <w:jc w:val="center"/>
             </w:pPr>
-            <w:r/>
             <w:r>
               <w:rPr>
                 <w:rFonts w:ascii="Times New Roman" w:hAnsi="Times New Roman" w:eastAsia="Times New Roman"/>
                 <w:b/>
                 <w:i w:val="0"/>
-                <w:sz w:val="19"/>
+                <w:sz w:val="20"/>
               </w:rPr>
               <w:t>Ожидаемый результат</w:t>
             </w:r>
@@ -3113,27 +3086,26 @@
         </w:trPr>
         <w:tc>
           <w:tcPr>
-            <w:tcW w:type="dxa" w:w="1701"/>
+            <w:tcW w:type="dxa" w:w="1703"/>
             <w:tcMar>
-              <w:top w:w="65" w:type="dxa"/>
-              <w:start w:w="75" w:type="dxa"/>
-              <w:bottom w:w="65" w:type="dxa"/>
-              <w:end w:w="75" w:type="dxa"/>
+              <w:top w:w="55" w:type="dxa"/>
+              <w:start w:w="65" w:type="dxa"/>
+              <w:bottom w:w="55" w:type="dxa"/>
+              <w:end w:w="65" w:type="dxa"/>
             </w:tcMar>
             <w:vAlign w:val="center"/>
           </w:tcPr>
           <w:p>
             <w:pPr>
-              <w:spacing w:line="240" w:lineRule="auto" w:after="0"/>
+              <w:spacing w:line="240" w:lineRule="auto" w:before="0" w:after="0"/>
               <w:jc w:val="left"/>
             </w:pPr>
-            <w:r/>
             <w:r>
               <w:rPr>
                 <w:rFonts w:ascii="Times New Roman" w:hAnsi="Times New Roman" w:eastAsia="Times New Roman"/>
                 <w:b w:val="0"/>
                 <w:i w:val="0"/>
-                <w:sz w:val="19"/>
+                <w:sz w:val="20"/>
               </w:rPr>
               <w:t>А. Рост выручки</w:t>
             </w:r>
@@ -3141,27 +3113,26 @@
         </w:tc>
         <w:tc>
           <w:tcPr>
-            <w:tcW w:type="dxa" w:w="3515"/>
+            <w:tcW w:type="dxa" w:w="4385"/>
             <w:tcMar>
-              <w:top w:w="65" w:type="dxa"/>
-              <w:start w:w="75" w:type="dxa"/>
-              <w:bottom w:w="65" w:type="dxa"/>
-              <w:end w:w="75" w:type="dxa"/>
+              <w:top w:w="55" w:type="dxa"/>
+              <w:start w:w="65" w:type="dxa"/>
+              <w:bottom w:w="55" w:type="dxa"/>
+              <w:end w:w="65" w:type="dxa"/>
             </w:tcMar>
             <w:vAlign w:val="center"/>
           </w:tcPr>
           <w:p>
             <w:pPr>
-              <w:spacing w:line="240" w:lineRule="auto" w:after="0"/>
+              <w:spacing w:line="240" w:lineRule="auto" w:before="0" w:after="0"/>
               <w:jc w:val="left"/>
             </w:pPr>
-            <w:r/>
             <w:r>
               <w:rPr>
                 <w:rFonts w:ascii="Times New Roman" w:hAnsi="Times New Roman" w:eastAsia="Times New Roman"/>
                 <w:b w:val="0"/>
                 <w:i w:val="0"/>
-                <w:sz w:val="19"/>
+                <w:sz w:val="20"/>
               </w:rPr>
               <w:t>Сильный отклик: 0,5 и +14%; ограниченный: 0,3 и +7%; отрицательный: 0,2 и −3%.</w:t>
             </w:r>
@@ -3169,27 +3140,26 @@
         </w:tc>
         <w:tc>
           <w:tcPr>
-            <w:tcW w:type="dxa" w:w="2664"/>
+            <w:tcW w:type="dxa" w:w="2160"/>
             <w:tcMar>
-              <w:top w:w="65" w:type="dxa"/>
-              <w:start w:w="75" w:type="dxa"/>
-              <w:bottom w:w="65" w:type="dxa"/>
-              <w:end w:w="75" w:type="dxa"/>
+              <w:top w:w="55" w:type="dxa"/>
+              <w:start w:w="65" w:type="dxa"/>
+              <w:bottom w:w="55" w:type="dxa"/>
+              <w:end w:w="65" w:type="dxa"/>
             </w:tcMar>
             <w:vAlign w:val="center"/>
           </w:tcPr>
           <w:p>
             <w:pPr>
-              <w:spacing w:line="240" w:lineRule="auto" w:after="0"/>
+              <w:spacing w:line="240" w:lineRule="auto" w:before="0" w:after="0"/>
               <w:jc w:val="left"/>
             </w:pPr>
-            <w:r/>
             <w:r>
               <w:rPr>
                 <w:rFonts w:ascii="Times New Roman" w:hAnsi="Times New Roman" w:eastAsia="Times New Roman"/>
                 <w:b w:val="0"/>
                 <w:i w:val="0"/>
-                <w:sz w:val="19"/>
+                <w:sz w:val="20"/>
               </w:rPr>
               <w:t>0,5 × 14 + 0,3 × 7 − 0,2 × 3</w:t>
             </w:r>
@@ -3197,27 +3167,26 @@
         </w:tc>
         <w:tc>
           <w:tcPr>
-            <w:tcW w:type="dxa" w:w="1474"/>
+            <w:tcW w:type="dxa" w:w="1107"/>
             <w:tcMar>
-              <w:top w:w="65" w:type="dxa"/>
-              <w:start w:w="75" w:type="dxa"/>
-              <w:bottom w:w="65" w:type="dxa"/>
-              <w:end w:w="75" w:type="dxa"/>
+              <w:top w:w="55" w:type="dxa"/>
+              <w:start w:w="65" w:type="dxa"/>
+              <w:bottom w:w="55" w:type="dxa"/>
+              <w:end w:w="65" w:type="dxa"/>
             </w:tcMar>
             <w:vAlign w:val="center"/>
           </w:tcPr>
           <w:p>
             <w:pPr>
-              <w:spacing w:line="240" w:lineRule="auto" w:after="0"/>
+              <w:spacing w:line="240" w:lineRule="auto" w:before="0" w:after="0"/>
               <w:jc w:val="left"/>
             </w:pPr>
-            <w:r/>
             <w:r>
               <w:rPr>
                 <w:rFonts w:ascii="Times New Roman" w:hAnsi="Times New Roman" w:eastAsia="Times New Roman"/>
                 <w:b w:val="0"/>
                 <w:i w:val="0"/>
-                <w:sz w:val="19"/>
+                <w:sz w:val="20"/>
               </w:rPr>
               <w:t>+8,5%</w:t>
             </w:r>
@@ -3230,27 +3199,26 @@
         </w:trPr>
         <w:tc>
           <w:tcPr>
-            <w:tcW w:type="dxa" w:w="1701"/>
+            <w:tcW w:type="dxa" w:w="1703"/>
             <w:tcMar>
-              <w:top w:w="65" w:type="dxa"/>
-              <w:start w:w="75" w:type="dxa"/>
-              <w:bottom w:w="65" w:type="dxa"/>
-              <w:end w:w="75" w:type="dxa"/>
+              <w:top w:w="55" w:type="dxa"/>
+              <w:start w:w="65" w:type="dxa"/>
+              <w:bottom w:w="55" w:type="dxa"/>
+              <w:end w:w="65" w:type="dxa"/>
             </w:tcMar>
             <w:vAlign w:val="center"/>
           </w:tcPr>
           <w:p>
             <w:pPr>
-              <w:spacing w:line="240" w:lineRule="auto" w:after="0"/>
+              <w:spacing w:line="240" w:lineRule="auto" w:before="0" w:after="0"/>
               <w:jc w:val="left"/>
             </w:pPr>
-            <w:r/>
             <w:r>
               <w:rPr>
                 <w:rFonts w:ascii="Times New Roman" w:hAnsi="Times New Roman" w:eastAsia="Times New Roman"/>
                 <w:b w:val="0"/>
                 <w:i w:val="0"/>
-                <w:sz w:val="19"/>
+                <w:sz w:val="20"/>
               </w:rPr>
               <w:t>Б. Снижение затрат</w:t>
             </w:r>
@@ -3258,27 +3226,26 @@
         </w:tc>
         <w:tc>
           <w:tcPr>
-            <w:tcW w:type="dxa" w:w="3515"/>
+            <w:tcW w:type="dxa" w:w="4385"/>
             <w:tcMar>
-              <w:top w:w="65" w:type="dxa"/>
-              <w:start w:w="75" w:type="dxa"/>
-              <w:bottom w:w="65" w:type="dxa"/>
-              <w:end w:w="75" w:type="dxa"/>
+              <w:top w:w="55" w:type="dxa"/>
+              <w:start w:w="65" w:type="dxa"/>
+              <w:bottom w:w="55" w:type="dxa"/>
+              <w:end w:w="65" w:type="dxa"/>
             </w:tcMar>
             <w:vAlign w:val="center"/>
           </w:tcPr>
           <w:p>
             <w:pPr>
-              <w:spacing w:line="240" w:lineRule="auto" w:after="0"/>
+              <w:spacing w:line="240" w:lineRule="auto" w:before="0" w:after="0"/>
               <w:jc w:val="left"/>
             </w:pPr>
-            <w:r/>
             <w:r>
               <w:rPr>
                 <w:rFonts w:ascii="Times New Roman" w:hAnsi="Times New Roman" w:eastAsia="Times New Roman"/>
                 <w:b w:val="0"/>
                 <w:i w:val="0"/>
-                <w:sz w:val="19"/>
+                <w:sz w:val="20"/>
               </w:rPr>
               <w:t>Полная экономия: 0,6 и +11%; частичная: 0,3 и +6%; потеря качества: 0,1 и −4%.</w:t>
             </w:r>
@@ -3286,27 +3253,26 @@
         </w:tc>
         <w:tc>
           <w:tcPr>
-            <w:tcW w:type="dxa" w:w="2664"/>
+            <w:tcW w:type="dxa" w:w="2160"/>
             <w:tcMar>
-              <w:top w:w="65" w:type="dxa"/>
-              <w:start w:w="75" w:type="dxa"/>
-              <w:bottom w:w="65" w:type="dxa"/>
-              <w:end w:w="75" w:type="dxa"/>
+              <w:top w:w="55" w:type="dxa"/>
+              <w:start w:w="65" w:type="dxa"/>
+              <w:bottom w:w="55" w:type="dxa"/>
+              <w:end w:w="65" w:type="dxa"/>
             </w:tcMar>
             <w:vAlign w:val="center"/>
           </w:tcPr>
           <w:p>
             <w:pPr>
-              <w:spacing w:line="240" w:lineRule="auto" w:after="0"/>
+              <w:spacing w:line="240" w:lineRule="auto" w:before="0" w:after="0"/>
               <w:jc w:val="left"/>
             </w:pPr>
-            <w:r/>
             <w:r>
               <w:rPr>
                 <w:rFonts w:ascii="Times New Roman" w:hAnsi="Times New Roman" w:eastAsia="Times New Roman"/>
                 <w:b w:val="0"/>
                 <w:i w:val="0"/>
-                <w:sz w:val="19"/>
+                <w:sz w:val="20"/>
               </w:rPr>
               <w:t>0,6 × 11 + 0,3 × 6 − 0,1 × 4</w:t>
             </w:r>
@@ -3314,27 +3280,26 @@
         </w:tc>
         <w:tc>
           <w:tcPr>
-            <w:tcW w:type="dxa" w:w="1474"/>
+            <w:tcW w:type="dxa" w:w="1107"/>
             <w:tcMar>
-              <w:top w:w="65" w:type="dxa"/>
-              <w:start w:w="75" w:type="dxa"/>
-              <w:bottom w:w="65" w:type="dxa"/>
-              <w:end w:w="75" w:type="dxa"/>
+              <w:top w:w="55" w:type="dxa"/>
+              <w:start w:w="65" w:type="dxa"/>
+              <w:bottom w:w="55" w:type="dxa"/>
+              <w:end w:w="65" w:type="dxa"/>
             </w:tcMar>
             <w:vAlign w:val="center"/>
           </w:tcPr>
           <w:p>
             <w:pPr>
-              <w:spacing w:line="240" w:lineRule="auto" w:after="0"/>
+              <w:spacing w:line="240" w:lineRule="auto" w:before="0" w:after="0"/>
               <w:jc w:val="left"/>
             </w:pPr>
-            <w:r/>
             <w:r>
               <w:rPr>
                 <w:rFonts w:ascii="Times New Roman" w:hAnsi="Times New Roman" w:eastAsia="Times New Roman"/>
                 <w:b w:val="0"/>
                 <w:i w:val="0"/>
-                <w:sz w:val="19"/>
+                <w:sz w:val="20"/>
               </w:rPr>
               <w:t>+8,0%</w:t>
             </w:r>
@@ -3347,27 +3312,26 @@
         </w:trPr>
         <w:tc>
           <w:tcPr>
-            <w:tcW w:type="dxa" w:w="1701"/>
+            <w:tcW w:type="dxa" w:w="1703"/>
             <w:tcMar>
-              <w:top w:w="65" w:type="dxa"/>
-              <w:start w:w="75" w:type="dxa"/>
-              <w:bottom w:w="65" w:type="dxa"/>
-              <w:end w:w="75" w:type="dxa"/>
+              <w:top w:w="55" w:type="dxa"/>
+              <w:start w:w="65" w:type="dxa"/>
+              <w:bottom w:w="55" w:type="dxa"/>
+              <w:end w:w="65" w:type="dxa"/>
             </w:tcMar>
             <w:vAlign w:val="center"/>
           </w:tcPr>
           <w:p>
             <w:pPr>
-              <w:spacing w:line="240" w:lineRule="auto" w:after="0"/>
+              <w:spacing w:line="240" w:lineRule="auto" w:before="0" w:after="0"/>
               <w:jc w:val="left"/>
             </w:pPr>
-            <w:r/>
             <w:r>
               <w:rPr>
                 <w:rFonts w:ascii="Times New Roman" w:hAnsi="Times New Roman" w:eastAsia="Times New Roman"/>
                 <w:b w:val="0"/>
                 <w:i w:val="0"/>
-                <w:sz w:val="19"/>
+                <w:sz w:val="20"/>
               </w:rPr>
               <w:t>В. Комбинированная программа</w:t>
             </w:r>
@@ -3375,27 +3339,26 @@
         </w:tc>
         <w:tc>
           <w:tcPr>
-            <w:tcW w:type="dxa" w:w="3515"/>
+            <w:tcW w:type="dxa" w:w="4385"/>
             <w:tcMar>
-              <w:top w:w="65" w:type="dxa"/>
-              <w:start w:w="75" w:type="dxa"/>
-              <w:bottom w:w="65" w:type="dxa"/>
-              <w:end w:w="75" w:type="dxa"/>
+              <w:top w:w="55" w:type="dxa"/>
+              <w:start w:w="65" w:type="dxa"/>
+              <w:bottom w:w="55" w:type="dxa"/>
+              <w:end w:w="65" w:type="dxa"/>
             </w:tcMar>
             <w:vAlign w:val="center"/>
           </w:tcPr>
           <w:p>
             <w:pPr>
-              <w:spacing w:line="240" w:lineRule="auto" w:after="0"/>
+              <w:spacing w:line="240" w:lineRule="auto" w:before="0" w:after="0"/>
               <w:jc w:val="left"/>
             </w:pPr>
-            <w:r/>
             <w:r>
               <w:rPr>
                 <w:rFonts w:ascii="Times New Roman" w:hAnsi="Times New Roman" w:eastAsia="Times New Roman"/>
                 <w:b w:val="0"/>
                 <w:i w:val="0"/>
-                <w:sz w:val="19"/>
+                <w:sz w:val="20"/>
               </w:rPr>
               <w:t>Согласованная реализация: 0,7 и +12%; частичный результат: 0,2 и +9%; сбой: 0,1 и +2%.</w:t>
             </w:r>
@@ -3403,27 +3366,26 @@
         </w:tc>
         <w:tc>
           <w:tcPr>
-            <w:tcW w:type="dxa" w:w="2664"/>
+            <w:tcW w:type="dxa" w:w="2160"/>
             <w:tcMar>
-              <w:top w:w="65" w:type="dxa"/>
-              <w:start w:w="75" w:type="dxa"/>
-              <w:bottom w:w="65" w:type="dxa"/>
-              <w:end w:w="75" w:type="dxa"/>
+              <w:top w:w="55" w:type="dxa"/>
+              <w:start w:w="65" w:type="dxa"/>
+              <w:bottom w:w="55" w:type="dxa"/>
+              <w:end w:w="65" w:type="dxa"/>
             </w:tcMar>
             <w:vAlign w:val="center"/>
           </w:tcPr>
           <w:p>
             <w:pPr>
-              <w:spacing w:line="240" w:lineRule="auto" w:after="0"/>
+              <w:spacing w:line="240" w:lineRule="auto" w:before="0" w:after="0"/>
               <w:jc w:val="left"/>
             </w:pPr>
-            <w:r/>
             <w:r>
               <w:rPr>
                 <w:rFonts w:ascii="Times New Roman" w:hAnsi="Times New Roman" w:eastAsia="Times New Roman"/>
                 <w:b w:val="0"/>
                 <w:i w:val="0"/>
-                <w:sz w:val="19"/>
+                <w:sz w:val="20"/>
               </w:rPr>
               <w:t>0,7 × 12 + 0,2 × 9 + 0,1 × 2</w:t>
             </w:r>
@@ -3431,27 +3393,26 @@
         </w:tc>
         <w:tc>
           <w:tcPr>
-            <w:tcW w:type="dxa" w:w="1474"/>
+            <w:tcW w:type="dxa" w:w="1107"/>
             <w:tcMar>
-              <w:top w:w="65" w:type="dxa"/>
-              <w:start w:w="75" w:type="dxa"/>
-              <w:bottom w:w="65" w:type="dxa"/>
-              <w:end w:w="75" w:type="dxa"/>
+              <w:top w:w="55" w:type="dxa"/>
+              <w:start w:w="65" w:type="dxa"/>
+              <w:bottom w:w="55" w:type="dxa"/>
+              <w:end w:w="65" w:type="dxa"/>
             </w:tcMar>
             <w:vAlign w:val="center"/>
           </w:tcPr>
           <w:p>
             <w:pPr>
-              <w:spacing w:line="240" w:lineRule="auto" w:after="0"/>
+              <w:spacing w:line="240" w:lineRule="auto" w:before="0" w:after="0"/>
               <w:jc w:val="left"/>
             </w:pPr>
-            <w:r/>
             <w:r>
               <w:rPr>
                 <w:rFonts w:ascii="Times New Roman" w:hAnsi="Times New Roman" w:eastAsia="Times New Roman"/>
                 <w:b/>
                 <w:i w:val="0"/>
-                <w:sz w:val="19"/>
+                <w:sz w:val="20"/>
               </w:rPr>
               <w:t>+10,4%</w:t>
             </w:r>
@@ -3461,7 +3422,7 @@
     </w:tbl>
     <w:p>
       <w:pPr>
-        <w:spacing w:after="0"/>
+        <w:spacing w:line="240" w:lineRule="auto" w:before="0" w:after="0"/>
       </w:pPr>
     </w:p>
     <w:p>
@@ -3478,6 +3439,14 @@
           <w:sz w:val="28"/>
         </w:rPr>
         <w:t>По критерию максимального ожидаемого прироста выбирается стратегия В. Она обеспечивает выигрыш выше целевых 10% в среднем, но не устраняет риск неблагоприятного исхода; поэтому решение дополняется пилотами и контрольными точками.</w:t>
+      </w:r>
+    </w:p>
+    <w:p>
+      <w:pPr>
+        <w:spacing w:line="240" w:lineRule="auto" w:before="0" w:after="0"/>
+      </w:pPr>
+      <w:r>
+        <w:br w:type="page"/>
       </w:r>
     </w:p>
     <w:p>
@@ -3530,13 +3499,14 @@
     </w:p>
     <w:p>
       <w:pPr>
+        <w:keepNext/>
         <w:keepLines/>
         <w:jc w:val="center"/>
       </w:pPr>
       <w:r>
         <w:drawing>
           <wp:inline xmlns:a="http://schemas.openxmlformats.org/drawingml/2006/main" xmlns:pic="http://schemas.openxmlformats.org/drawingml/2006/picture">
-            <wp:extent cx="5806440" cy="3796518"/>
+            <wp:extent cx="5806440" cy="3845824"/>
             <wp:docPr id="2" name="Picture 2"/>
             <wp:cNvGraphicFramePr>
               <a:graphicFrameLocks noChangeAspect="1"/>
@@ -3549,7 +3519,7 @@
                     <pic:cNvPicPr/>
                   </pic:nvPicPr>
                   <pic:blipFill>
-                    <a:blip r:embed="rId11"/>
+                    <a:blip r:embed="rId15"/>
                     <a:stretch>
                       <a:fillRect/>
                     </a:stretch>
@@ -3557,7 +3527,7 @@
                   <pic:spPr>
                     <a:xfrm>
                       <a:off x="0" y="0"/>
-                      <a:ext cx="5806440" cy="3796518"/>
+                      <a:ext cx="5806440" cy="3845824"/>
                     </a:xfrm>
                     <a:prstGeom prst="rect"/>
                   </pic:spPr>
@@ -3577,10 +3547,10 @@
         <w:rPr>
           <w:rFonts w:ascii="Times New Roman" w:hAnsi="Times New Roman" w:eastAsia="Times New Roman"/>
           <w:b/>
-          <w:i/>
-          <w:sz w:val="24"/>
+          <w:i w:val="0"/>
+          <w:sz w:val="28"/>
         </w:rPr>
-        <w:t>Рисунок 2 — Причинно-следственная диаграмма недостижения целевого роста прибыли</w:t>
+        <w:t>Рисунок 2 - Причинно-следственная диаграмма недостижения целевого роста прибыли</w:t>
       </w:r>
     </w:p>
     <w:tbl>
@@ -3590,11 +3560,12 @@
         <w:jc w:val="center"/>
         <w:tblLayout w:type="fixed"/>
         <w:tblLook w:firstColumn="1" w:firstRow="1" w:lastColumn="0" w:lastRow="0" w:noHBand="0" w:noVBand="1" w:val="04A0"/>
+        <w:tblLayout w:type="fixed"/>
       </w:tblPr>
       <w:tblGrid>
-        <w:gridCol w:w="3230"/>
-        <w:gridCol w:w="3230"/>
-        <w:gridCol w:w="3230"/>
+        <w:gridCol w:w="1557"/>
+        <w:gridCol w:w="3683"/>
+        <w:gridCol w:w="4115"/>
       </w:tblGrid>
       <w:tr>
         <w:trPr>
@@ -3603,22 +3574,21 @@
         </w:trPr>
         <w:tc>
           <w:tcPr>
-            <w:tcW w:type="dxa" w:w="1814"/>
+            <w:tcW w:type="dxa" w:w="1557"/>
             <w:tcMar>
-              <w:top w:w="65" w:type="dxa"/>
-              <w:start w:w="75" w:type="dxa"/>
-              <w:bottom w:w="65" w:type="dxa"/>
-              <w:end w:w="75" w:type="dxa"/>
+              <w:top w:w="55" w:type="dxa"/>
+              <w:start w:w="65" w:type="dxa"/>
+              <w:bottom w:w="55" w:type="dxa"/>
+              <w:end w:w="65" w:type="dxa"/>
             </w:tcMar>
             <w:vAlign w:val="center"/>
             <w:shd w:fill="D9E2F3"/>
           </w:tcPr>
           <w:p>
             <w:pPr>
-              <w:spacing w:line="240" w:lineRule="auto" w:after="0"/>
+              <w:spacing w:line="240" w:lineRule="auto" w:before="0" w:after="0"/>
               <w:jc w:val="center"/>
             </w:pPr>
-            <w:r/>
             <w:r>
               <w:rPr>
                 <w:rFonts w:ascii="Times New Roman" w:hAnsi="Times New Roman" w:eastAsia="Times New Roman"/>
@@ -3632,22 +3602,21 @@
         </w:tc>
         <w:tc>
           <w:tcPr>
-            <w:tcW w:type="dxa" w:w="3628"/>
+            <w:tcW w:type="dxa" w:w="3683"/>
             <w:tcMar>
-              <w:top w:w="65" w:type="dxa"/>
-              <w:start w:w="75" w:type="dxa"/>
-              <w:bottom w:w="65" w:type="dxa"/>
-              <w:end w:w="75" w:type="dxa"/>
+              <w:top w:w="55" w:type="dxa"/>
+              <w:start w:w="65" w:type="dxa"/>
+              <w:bottom w:w="55" w:type="dxa"/>
+              <w:end w:w="65" w:type="dxa"/>
             </w:tcMar>
             <w:vAlign w:val="center"/>
             <w:shd w:fill="D9E2F3"/>
           </w:tcPr>
           <w:p>
             <w:pPr>
-              <w:spacing w:line="240" w:lineRule="auto" w:after="0"/>
+              <w:spacing w:line="240" w:lineRule="auto" w:before="0" w:after="0"/>
               <w:jc w:val="center"/>
             </w:pPr>
-            <w:r/>
             <w:r>
               <w:rPr>
                 <w:rFonts w:ascii="Times New Roman" w:hAnsi="Times New Roman" w:eastAsia="Times New Roman"/>
@@ -3661,22 +3630,21 @@
         </w:tc>
         <w:tc>
           <w:tcPr>
-            <w:tcW w:type="dxa" w:w="3912"/>
+            <w:tcW w:type="dxa" w:w="4115"/>
             <w:tcMar>
-              <w:top w:w="65" w:type="dxa"/>
-              <w:start w:w="75" w:type="dxa"/>
-              <w:bottom w:w="65" w:type="dxa"/>
-              <w:end w:w="75" w:type="dxa"/>
+              <w:top w:w="55" w:type="dxa"/>
+              <w:start w:w="65" w:type="dxa"/>
+              <w:bottom w:w="55" w:type="dxa"/>
+              <w:end w:w="65" w:type="dxa"/>
             </w:tcMar>
             <w:vAlign w:val="center"/>
             <w:shd w:fill="D9E2F3"/>
           </w:tcPr>
           <w:p>
             <w:pPr>
-              <w:spacing w:line="240" w:lineRule="auto" w:after="0"/>
+              <w:spacing w:line="240" w:lineRule="auto" w:before="0" w:after="0"/>
               <w:jc w:val="center"/>
             </w:pPr>
-            <w:r/>
             <w:r>
               <w:rPr>
                 <w:rFonts w:ascii="Times New Roman" w:hAnsi="Times New Roman" w:eastAsia="Times New Roman"/>
@@ -3695,21 +3663,20 @@
         </w:trPr>
         <w:tc>
           <w:tcPr>
-            <w:tcW w:type="dxa" w:w="1814"/>
+            <w:tcW w:type="dxa" w:w="1557"/>
             <w:tcMar>
-              <w:top w:w="65" w:type="dxa"/>
-              <w:start w:w="75" w:type="dxa"/>
-              <w:bottom w:w="65" w:type="dxa"/>
-              <w:end w:w="75" w:type="dxa"/>
+              <w:top w:w="55" w:type="dxa"/>
+              <w:start w:w="65" w:type="dxa"/>
+              <w:bottom w:w="55" w:type="dxa"/>
+              <w:end w:w="65" w:type="dxa"/>
             </w:tcMar>
             <w:vAlign w:val="center"/>
           </w:tcPr>
           <w:p>
             <w:pPr>
-              <w:spacing w:line="240" w:lineRule="auto" w:after="0"/>
+              <w:spacing w:line="240" w:lineRule="auto" w:before="0" w:after="0"/>
               <w:jc w:val="left"/>
             </w:pPr>
-            <w:r/>
             <w:r>
               <w:rPr>
                 <w:rFonts w:ascii="Times New Roman" w:hAnsi="Times New Roman" w:eastAsia="Times New Roman"/>
@@ -3723,21 +3690,20 @@
         </w:tc>
         <w:tc>
           <w:tcPr>
-            <w:tcW w:type="dxa" w:w="3628"/>
+            <w:tcW w:type="dxa" w:w="3683"/>
             <w:tcMar>
-              <w:top w:w="65" w:type="dxa"/>
-              <w:start w:w="75" w:type="dxa"/>
-              <w:bottom w:w="65" w:type="dxa"/>
-              <w:end w:w="75" w:type="dxa"/>
+              <w:top w:w="55" w:type="dxa"/>
+              <w:start w:w="65" w:type="dxa"/>
+              <w:bottom w:w="55" w:type="dxa"/>
+              <w:end w:w="65" w:type="dxa"/>
             </w:tcMar>
             <w:vAlign w:val="center"/>
           </w:tcPr>
           <w:p>
             <w:pPr>
-              <w:spacing w:line="240" w:lineRule="auto" w:after="0"/>
+              <w:spacing w:line="240" w:lineRule="auto" w:before="0" w:after="0"/>
               <w:jc w:val="left"/>
             </w:pPr>
-            <w:r/>
             <w:r>
               <w:rPr>
                 <w:rFonts w:ascii="Times New Roman" w:hAnsi="Times New Roman" w:eastAsia="Times New Roman"/>
@@ -3751,21 +3717,20 @@
         </w:tc>
         <w:tc>
           <w:tcPr>
-            <w:tcW w:type="dxa" w:w="3912"/>
+            <w:tcW w:type="dxa" w:w="4115"/>
             <w:tcMar>
-              <w:top w:w="65" w:type="dxa"/>
-              <w:start w:w="75" w:type="dxa"/>
-              <w:bottom w:w="65" w:type="dxa"/>
-              <w:end w:w="75" w:type="dxa"/>
+              <w:top w:w="55" w:type="dxa"/>
+              <w:start w:w="65" w:type="dxa"/>
+              <w:bottom w:w="55" w:type="dxa"/>
+              <w:end w:w="65" w:type="dxa"/>
             </w:tcMar>
             <w:vAlign w:val="center"/>
           </w:tcPr>
           <w:p>
             <w:pPr>
-              <w:spacing w:line="240" w:lineRule="auto" w:after="0"/>
+              <w:spacing w:line="240" w:lineRule="auto" w:before="0" w:after="0"/>
               <w:jc w:val="left"/>
             </w:pPr>
-            <w:r/>
             <w:r>
               <w:rPr>
                 <w:rFonts w:ascii="Times New Roman" w:hAnsi="Times New Roman" w:eastAsia="Times New Roman"/>
@@ -3784,21 +3749,20 @@
         </w:trPr>
         <w:tc>
           <w:tcPr>
-            <w:tcW w:type="dxa" w:w="1814"/>
+            <w:tcW w:type="dxa" w:w="1557"/>
             <w:tcMar>
-              <w:top w:w="65" w:type="dxa"/>
-              <w:start w:w="75" w:type="dxa"/>
-              <w:bottom w:w="65" w:type="dxa"/>
-              <w:end w:w="75" w:type="dxa"/>
+              <w:top w:w="55" w:type="dxa"/>
+              <w:start w:w="65" w:type="dxa"/>
+              <w:bottom w:w="55" w:type="dxa"/>
+              <w:end w:w="65" w:type="dxa"/>
             </w:tcMar>
             <w:vAlign w:val="center"/>
           </w:tcPr>
           <w:p>
             <w:pPr>
-              <w:spacing w:line="240" w:lineRule="auto" w:after="0"/>
+              <w:spacing w:line="240" w:lineRule="auto" w:before="0" w:after="0"/>
               <w:jc w:val="left"/>
             </w:pPr>
-            <w:r/>
             <w:r>
               <w:rPr>
                 <w:rFonts w:ascii="Times New Roman" w:hAnsi="Times New Roman" w:eastAsia="Times New Roman"/>
@@ -3812,21 +3776,20 @@
         </w:tc>
         <w:tc>
           <w:tcPr>
-            <w:tcW w:type="dxa" w:w="3628"/>
+            <w:tcW w:type="dxa" w:w="3683"/>
             <w:tcMar>
-              <w:top w:w="65" w:type="dxa"/>
-              <w:start w:w="75" w:type="dxa"/>
-              <w:bottom w:w="65" w:type="dxa"/>
-              <w:end w:w="75" w:type="dxa"/>
+              <w:top w:w="55" w:type="dxa"/>
+              <w:start w:w="65" w:type="dxa"/>
+              <w:bottom w:w="55" w:type="dxa"/>
+              <w:end w:w="65" w:type="dxa"/>
             </w:tcMar>
             <w:vAlign w:val="center"/>
           </w:tcPr>
           <w:p>
             <w:pPr>
-              <w:spacing w:line="240" w:lineRule="auto" w:after="0"/>
+              <w:spacing w:line="240" w:lineRule="auto" w:before="0" w:after="0"/>
               <w:jc w:val="left"/>
             </w:pPr>
-            <w:r/>
             <w:r>
               <w:rPr>
                 <w:rFonts w:ascii="Times New Roman" w:hAnsi="Times New Roman" w:eastAsia="Times New Roman"/>
@@ -3840,21 +3803,20 @@
         </w:tc>
         <w:tc>
           <w:tcPr>
-            <w:tcW w:type="dxa" w:w="3912"/>
+            <w:tcW w:type="dxa" w:w="4115"/>
             <w:tcMar>
-              <w:top w:w="65" w:type="dxa"/>
-              <w:start w:w="75" w:type="dxa"/>
-              <w:bottom w:w="65" w:type="dxa"/>
-              <w:end w:w="75" w:type="dxa"/>
+              <w:top w:w="55" w:type="dxa"/>
+              <w:start w:w="65" w:type="dxa"/>
+              <w:bottom w:w="55" w:type="dxa"/>
+              <w:end w:w="65" w:type="dxa"/>
             </w:tcMar>
             <w:vAlign w:val="center"/>
           </w:tcPr>
           <w:p>
             <w:pPr>
-              <w:spacing w:line="240" w:lineRule="auto" w:after="0"/>
+              <w:spacing w:line="240" w:lineRule="auto" w:before="0" w:after="0"/>
               <w:jc w:val="left"/>
             </w:pPr>
-            <w:r/>
             <w:r>
               <w:rPr>
                 <w:rFonts w:ascii="Times New Roman" w:hAnsi="Times New Roman" w:eastAsia="Times New Roman"/>
@@ -3873,21 +3835,20 @@
         </w:trPr>
         <w:tc>
           <w:tcPr>
-            <w:tcW w:type="dxa" w:w="1814"/>
+            <w:tcW w:type="dxa" w:w="1557"/>
             <w:tcMar>
-              <w:top w:w="65" w:type="dxa"/>
-              <w:start w:w="75" w:type="dxa"/>
-              <w:bottom w:w="65" w:type="dxa"/>
-              <w:end w:w="75" w:type="dxa"/>
+              <w:top w:w="55" w:type="dxa"/>
+              <w:start w:w="65" w:type="dxa"/>
+              <w:bottom w:w="55" w:type="dxa"/>
+              <w:end w:w="65" w:type="dxa"/>
             </w:tcMar>
             <w:vAlign w:val="center"/>
           </w:tcPr>
           <w:p>
             <w:pPr>
-              <w:spacing w:line="240" w:lineRule="auto" w:after="0"/>
+              <w:spacing w:line="240" w:lineRule="auto" w:before="0" w:after="0"/>
               <w:jc w:val="left"/>
             </w:pPr>
-            <w:r/>
             <w:r>
               <w:rPr>
                 <w:rFonts w:ascii="Times New Roman" w:hAnsi="Times New Roman" w:eastAsia="Times New Roman"/>
@@ -3901,21 +3862,20 @@
         </w:tc>
         <w:tc>
           <w:tcPr>
-            <w:tcW w:type="dxa" w:w="3628"/>
+            <w:tcW w:type="dxa" w:w="3683"/>
             <w:tcMar>
-              <w:top w:w="65" w:type="dxa"/>
-              <w:start w:w="75" w:type="dxa"/>
-              <w:bottom w:w="65" w:type="dxa"/>
-              <w:end w:w="75" w:type="dxa"/>
+              <w:top w:w="55" w:type="dxa"/>
+              <w:start w:w="65" w:type="dxa"/>
+              <w:bottom w:w="55" w:type="dxa"/>
+              <w:end w:w="65" w:type="dxa"/>
             </w:tcMar>
             <w:vAlign w:val="center"/>
           </w:tcPr>
           <w:p>
             <w:pPr>
-              <w:spacing w:line="240" w:lineRule="auto" w:after="0"/>
+              <w:spacing w:line="240" w:lineRule="auto" w:before="0" w:after="0"/>
               <w:jc w:val="left"/>
             </w:pPr>
-            <w:r/>
             <w:r>
               <w:rPr>
                 <w:rFonts w:ascii="Times New Roman" w:hAnsi="Times New Roman" w:eastAsia="Times New Roman"/>
@@ -3929,21 +3889,20 @@
         </w:tc>
         <w:tc>
           <w:tcPr>
-            <w:tcW w:type="dxa" w:w="3912"/>
+            <w:tcW w:type="dxa" w:w="4115"/>
             <w:tcMar>
-              <w:top w:w="65" w:type="dxa"/>
-              <w:start w:w="75" w:type="dxa"/>
-              <w:bottom w:w="65" w:type="dxa"/>
-              <w:end w:w="75" w:type="dxa"/>
+              <w:top w:w="55" w:type="dxa"/>
+              <w:start w:w="65" w:type="dxa"/>
+              <w:bottom w:w="55" w:type="dxa"/>
+              <w:end w:w="65" w:type="dxa"/>
             </w:tcMar>
             <w:vAlign w:val="center"/>
           </w:tcPr>
           <w:p>
             <w:pPr>
-              <w:spacing w:line="240" w:lineRule="auto" w:after="0"/>
+              <w:spacing w:line="240" w:lineRule="auto" w:before="0" w:after="0"/>
               <w:jc w:val="left"/>
             </w:pPr>
-            <w:r/>
             <w:r>
               <w:rPr>
                 <w:rFonts w:ascii="Times New Roman" w:hAnsi="Times New Roman" w:eastAsia="Times New Roman"/>
@@ -3962,21 +3921,20 @@
         </w:trPr>
         <w:tc>
           <w:tcPr>
-            <w:tcW w:type="dxa" w:w="1814"/>
+            <w:tcW w:type="dxa" w:w="1557"/>
             <w:tcMar>
-              <w:top w:w="65" w:type="dxa"/>
-              <w:start w:w="75" w:type="dxa"/>
-              <w:bottom w:w="65" w:type="dxa"/>
-              <w:end w:w="75" w:type="dxa"/>
+              <w:top w:w="55" w:type="dxa"/>
+              <w:start w:w="65" w:type="dxa"/>
+              <w:bottom w:w="55" w:type="dxa"/>
+              <w:end w:w="65" w:type="dxa"/>
             </w:tcMar>
             <w:vAlign w:val="center"/>
           </w:tcPr>
           <w:p>
             <w:pPr>
-              <w:spacing w:line="240" w:lineRule="auto" w:after="0"/>
+              <w:spacing w:line="240" w:lineRule="auto" w:before="0" w:after="0"/>
               <w:jc w:val="left"/>
             </w:pPr>
-            <w:r/>
             <w:r>
               <w:rPr>
                 <w:rFonts w:ascii="Times New Roman" w:hAnsi="Times New Roman" w:eastAsia="Times New Roman"/>
@@ -3990,21 +3948,20 @@
         </w:tc>
         <w:tc>
           <w:tcPr>
-            <w:tcW w:type="dxa" w:w="3628"/>
+            <w:tcW w:type="dxa" w:w="3683"/>
             <w:tcMar>
-              <w:top w:w="65" w:type="dxa"/>
-              <w:start w:w="75" w:type="dxa"/>
-              <w:bottom w:w="65" w:type="dxa"/>
-              <w:end w:w="75" w:type="dxa"/>
+              <w:top w:w="55" w:type="dxa"/>
+              <w:start w:w="65" w:type="dxa"/>
+              <w:bottom w:w="55" w:type="dxa"/>
+              <w:end w:w="65" w:type="dxa"/>
             </w:tcMar>
             <w:vAlign w:val="center"/>
           </w:tcPr>
           <w:p>
             <w:pPr>
-              <w:spacing w:line="240" w:lineRule="auto" w:after="0"/>
+              <w:spacing w:line="240" w:lineRule="auto" w:before="0" w:after="0"/>
               <w:jc w:val="left"/>
             </w:pPr>
-            <w:r/>
             <w:r>
               <w:rPr>
                 <w:rFonts w:ascii="Times New Roman" w:hAnsi="Times New Roman" w:eastAsia="Times New Roman"/>
@@ -4018,21 +3975,20 @@
         </w:tc>
         <w:tc>
           <w:tcPr>
-            <w:tcW w:type="dxa" w:w="3912"/>
+            <w:tcW w:type="dxa" w:w="4115"/>
             <w:tcMar>
-              <w:top w:w="65" w:type="dxa"/>
-              <w:start w:w="75" w:type="dxa"/>
-              <w:bottom w:w="65" w:type="dxa"/>
-              <w:end w:w="75" w:type="dxa"/>
+              <w:top w:w="55" w:type="dxa"/>
+              <w:start w:w="65" w:type="dxa"/>
+              <w:bottom w:w="55" w:type="dxa"/>
+              <w:end w:w="65" w:type="dxa"/>
             </w:tcMar>
             <w:vAlign w:val="center"/>
           </w:tcPr>
           <w:p>
             <w:pPr>
-              <w:spacing w:line="240" w:lineRule="auto" w:after="0"/>
+              <w:spacing w:line="240" w:lineRule="auto" w:before="0" w:after="0"/>
               <w:jc w:val="left"/>
             </w:pPr>
-            <w:r/>
             <w:r>
               <w:rPr>
                 <w:rFonts w:ascii="Times New Roman" w:hAnsi="Times New Roman" w:eastAsia="Times New Roman"/>
@@ -4051,21 +4007,20 @@
         </w:trPr>
         <w:tc>
           <w:tcPr>
-            <w:tcW w:type="dxa" w:w="1814"/>
+            <w:tcW w:type="dxa" w:w="1557"/>
             <w:tcMar>
-              <w:top w:w="65" w:type="dxa"/>
-              <w:start w:w="75" w:type="dxa"/>
-              <w:bottom w:w="65" w:type="dxa"/>
-              <w:end w:w="75" w:type="dxa"/>
+              <w:top w:w="55" w:type="dxa"/>
+              <w:start w:w="65" w:type="dxa"/>
+              <w:bottom w:w="55" w:type="dxa"/>
+              <w:end w:w="65" w:type="dxa"/>
             </w:tcMar>
             <w:vAlign w:val="center"/>
           </w:tcPr>
           <w:p>
             <w:pPr>
-              <w:spacing w:line="240" w:lineRule="auto" w:after="0"/>
+              <w:spacing w:line="240" w:lineRule="auto" w:before="0" w:after="0"/>
               <w:jc w:val="left"/>
             </w:pPr>
-            <w:r/>
             <w:r>
               <w:rPr>
                 <w:rFonts w:ascii="Times New Roman" w:hAnsi="Times New Roman" w:eastAsia="Times New Roman"/>
@@ -4079,21 +4034,20 @@
         </w:tc>
         <w:tc>
           <w:tcPr>
-            <w:tcW w:type="dxa" w:w="3628"/>
+            <w:tcW w:type="dxa" w:w="3683"/>
             <w:tcMar>
-              <w:top w:w="65" w:type="dxa"/>
-              <w:start w:w="75" w:type="dxa"/>
-              <w:bottom w:w="65" w:type="dxa"/>
-              <w:end w:w="75" w:type="dxa"/>
+              <w:top w:w="55" w:type="dxa"/>
+              <w:start w:w="65" w:type="dxa"/>
+              <w:bottom w:w="55" w:type="dxa"/>
+              <w:end w:w="65" w:type="dxa"/>
             </w:tcMar>
             <w:vAlign w:val="center"/>
           </w:tcPr>
           <w:p>
             <w:pPr>
-              <w:spacing w:line="240" w:lineRule="auto" w:after="0"/>
+              <w:spacing w:line="240" w:lineRule="auto" w:before="0" w:after="0"/>
               <w:jc w:val="left"/>
             </w:pPr>
-            <w:r/>
             <w:r>
               <w:rPr>
                 <w:rFonts w:ascii="Times New Roman" w:hAnsi="Times New Roman" w:eastAsia="Times New Roman"/>
@@ -4107,21 +4061,20 @@
         </w:tc>
         <w:tc>
           <w:tcPr>
-            <w:tcW w:type="dxa" w:w="3912"/>
+            <w:tcW w:type="dxa" w:w="4115"/>
             <w:tcMar>
-              <w:top w:w="65" w:type="dxa"/>
-              <w:start w:w="75" w:type="dxa"/>
-              <w:bottom w:w="65" w:type="dxa"/>
-              <w:end w:w="75" w:type="dxa"/>
+              <w:top w:w="55" w:type="dxa"/>
+              <w:start w:w="65" w:type="dxa"/>
+              <w:bottom w:w="55" w:type="dxa"/>
+              <w:end w:w="65" w:type="dxa"/>
             </w:tcMar>
             <w:vAlign w:val="center"/>
           </w:tcPr>
           <w:p>
             <w:pPr>
-              <w:spacing w:line="240" w:lineRule="auto" w:after="0"/>
+              <w:spacing w:line="240" w:lineRule="auto" w:before="0" w:after="0"/>
               <w:jc w:val="left"/>
             </w:pPr>
-            <w:r/>
             <w:r>
               <w:rPr>
                 <w:rFonts w:ascii="Times New Roman" w:hAnsi="Times New Roman" w:eastAsia="Times New Roman"/>
@@ -4140,21 +4093,20 @@
         </w:trPr>
         <w:tc>
           <w:tcPr>
-            <w:tcW w:type="dxa" w:w="1814"/>
+            <w:tcW w:type="dxa" w:w="1557"/>
             <w:tcMar>
-              <w:top w:w="65" w:type="dxa"/>
-              <w:start w:w="75" w:type="dxa"/>
-              <w:bottom w:w="65" w:type="dxa"/>
-              <w:end w:w="75" w:type="dxa"/>
+              <w:top w:w="55" w:type="dxa"/>
+              <w:start w:w="65" w:type="dxa"/>
+              <w:bottom w:w="55" w:type="dxa"/>
+              <w:end w:w="65" w:type="dxa"/>
             </w:tcMar>
             <w:vAlign w:val="center"/>
           </w:tcPr>
           <w:p>
             <w:pPr>
-              <w:spacing w:line="240" w:lineRule="auto" w:after="0"/>
+              <w:spacing w:line="240" w:lineRule="auto" w:before="0" w:after="0"/>
               <w:jc w:val="left"/>
             </w:pPr>
-            <w:r/>
             <w:r>
               <w:rPr>
                 <w:rFonts w:ascii="Times New Roman" w:hAnsi="Times New Roman" w:eastAsia="Times New Roman"/>
@@ -4168,21 +4120,20 @@
         </w:tc>
         <w:tc>
           <w:tcPr>
-            <w:tcW w:type="dxa" w:w="3628"/>
+            <w:tcW w:type="dxa" w:w="3683"/>
             <w:tcMar>
-              <w:top w:w="65" w:type="dxa"/>
-              <w:start w:w="75" w:type="dxa"/>
-              <w:bottom w:w="65" w:type="dxa"/>
-              <w:end w:w="75" w:type="dxa"/>
+              <w:top w:w="55" w:type="dxa"/>
+              <w:start w:w="65" w:type="dxa"/>
+              <w:bottom w:w="55" w:type="dxa"/>
+              <w:end w:w="65" w:type="dxa"/>
             </w:tcMar>
             <w:vAlign w:val="center"/>
           </w:tcPr>
           <w:p>
             <w:pPr>
-              <w:spacing w:line="240" w:lineRule="auto" w:after="0"/>
+              <w:spacing w:line="240" w:lineRule="auto" w:before="0" w:after="0"/>
               <w:jc w:val="left"/>
             </w:pPr>
-            <w:r/>
             <w:r>
               <w:rPr>
                 <w:rFonts w:ascii="Times New Roman" w:hAnsi="Times New Roman" w:eastAsia="Times New Roman"/>
@@ -4196,21 +4147,20 @@
         </w:tc>
         <w:tc>
           <w:tcPr>
-            <w:tcW w:type="dxa" w:w="3912"/>
+            <w:tcW w:type="dxa" w:w="4115"/>
             <w:tcMar>
-              <w:top w:w="65" w:type="dxa"/>
-              <w:start w:w="75" w:type="dxa"/>
-              <w:bottom w:w="65" w:type="dxa"/>
-              <w:end w:w="75" w:type="dxa"/>
+              <w:top w:w="55" w:type="dxa"/>
+              <w:start w:w="65" w:type="dxa"/>
+              <w:bottom w:w="55" w:type="dxa"/>
+              <w:end w:w="65" w:type="dxa"/>
             </w:tcMar>
             <w:vAlign w:val="center"/>
           </w:tcPr>
           <w:p>
             <w:pPr>
-              <w:spacing w:line="240" w:lineRule="auto" w:after="0"/>
+              <w:spacing w:line="240" w:lineRule="auto" w:before="0" w:after="0"/>
               <w:jc w:val="left"/>
             </w:pPr>
-            <w:r/>
             <w:r>
               <w:rPr>
                 <w:rFonts w:ascii="Times New Roman" w:hAnsi="Times New Roman" w:eastAsia="Times New Roman"/>
@@ -4226,7 +4176,7 @@
     </w:tbl>
     <w:p>
       <w:pPr>
-        <w:spacing w:after="0"/>
+        <w:spacing w:line="240" w:lineRule="auto" w:before="0" w:after="0"/>
       </w:pPr>
     </w:p>
     <w:p>
@@ -4352,7 +4302,15 @@
           <w:i w:val="0"/>
           <w:sz w:val="28"/>
         </w:rPr>
-        <w:t>7. Для учебного примера роста прибыли комбинированная стратегия имеет наибольший ожидаемый выигрыш — 10,4%, однако окончательное решение допустимо только после проверки исходных оценок и результатов пилотных мероприятий.</w:t>
+        <w:t>7. Для учебного примера роста прибыли комбинированная стратегия имеет наибольший ожидаемый выигрыш - 10,4%, однако окончательное решение допустимо только после проверки исходных оценок и результатов пилотных мероприятий.</w:t>
+      </w:r>
+    </w:p>
+    <w:p>
+      <w:pPr>
+        <w:spacing w:line="240" w:lineRule="auto" w:before="0" w:after="0"/>
+      </w:pPr>
+      <w:r>
+        <w:br w:type="page"/>
       </w:r>
     </w:p>
     <w:p>
@@ -4382,7 +4340,7 @@
           <w:i w:val="0"/>
           <w:sz w:val="28"/>
         </w:rPr>
-        <w:t>1. Лукычёва Л. И. Управление организацией: учебное пособие по специальности «Менеджмент организации» / Л. И. Лукычёва; под ред. Ю. П. Анискина. — 3-е изд., стер. — М.: Омега-Л, 2006. — 360 с. — ISBN 5-98119-986-5. — С. 136–141, 173–175.</w:t>
+        <w:t>1. Лукычёва Л. И. Управление организацией: учебное пособие по специальности «Менеджмент организации» / Л. И. Лукычёва; под ред. Ю. П. Анискина. - 3-е изд., стер. - М.: Омега-Л, 2006. - 360 с. - ISBN 5-98119-986-5. - С. 136–141, 173–175.</w:t>
       </w:r>
     </w:p>
     <w:p>
@@ -4398,10 +4356,13 @@
           <w:i w:val="0"/>
           <w:sz w:val="28"/>
         </w:rPr>
-        <w:t>2. Ожегов С. И., Шведова Н. Ю. Толковый словарь русского языка: 80 000 слов и фразеологических выражений. — 4-е изд., доп. — М.: Азбуковник, 1999. — 944 с.</w:t>
+        <w:t>2. Ожегов С. И., Шведова Н. Ю. Толковый словарь русского языка: 80 000 слов и фразеологических выражений. - 4-е изд., доп. - М.: Азбуковник, 1999. - 944 с.</w:t>
       </w:r>
     </w:p>
     <w:p>
+      <w:pPr>
+        <w:spacing w:line="240" w:lineRule="auto" w:before="0" w:after="0"/>
+      </w:pPr>
       <w:r>
         <w:br w:type="page"/>
       </w:r>
@@ -4442,7 +4403,7 @@
           <w:i w:val="0"/>
           <w:sz w:val="28"/>
         </w:rPr>
-        <w:t xml:space="preserve"> — графическая модель последовательных вариантов решения, возможных событий, результатов и, при необходимости, их вероятностей и выигрышей.</w:t>
+        <w:t xml:space="preserve"> - графическая модель последовательных вариантов решения, возможных событий, результатов и, при необходимости, их вероятностей и выигрышей.</w:t>
       </w:r>
     </w:p>
     <w:p>
@@ -4467,7 +4428,7 @@
           <w:i w:val="0"/>
           <w:sz w:val="28"/>
         </w:rPr>
-        <w:t xml:space="preserve"> — дерево решений, в котором показана последовательность ходов участников стратегического взаимодействия или менеджера и внешней среды; в узлах обозначается, кто делает ход, а в конечных вершинах — выигрыши и проигрыши.</w:t>
+        <w:t xml:space="preserve"> - дерево решений, в котором показана последовательность ходов участников стратегического взаимодействия или менеджера и внешней среды; в узлах обозначается, кто делает ход, а в конечных вершинах - выигрыши и проигрыши.</w:t>
       </w:r>
     </w:p>
     <w:p>
@@ -4492,7 +4453,7 @@
           <w:i w:val="0"/>
           <w:sz w:val="28"/>
         </w:rPr>
-        <w:t xml:space="preserve"> — совокупность методов анализа ситуаций, где результат каждого участника зависит не только от его действий, но и от решений других участников.</w:t>
+        <w:t xml:space="preserve"> - совокупность методов анализа ситуаций, где результат каждого участника зависит не только от его действий, но и от решений других участников.</w:t>
       </w:r>
     </w:p>
     <w:p>
@@ -4517,7 +4478,7 @@
           <w:i w:val="0"/>
           <w:sz w:val="28"/>
         </w:rPr>
-        <w:t xml:space="preserve"> — обстоятельство или процесс, порождающие либо изменяющие другое явление.</w:t>
+        <w:t xml:space="preserve"> - обстоятельство или процесс, порождающие либо изменяющие другое явление.</w:t>
       </w:r>
     </w:p>
     <w:p>
@@ -4542,7 +4503,7 @@
           <w:i w:val="0"/>
           <w:sz w:val="28"/>
         </w:rPr>
-        <w:t xml:space="preserve"> — результат действия одной или нескольких причин.</w:t>
+        <w:t xml:space="preserve"> - результат действия одной или нескольких причин.</w:t>
       </w:r>
     </w:p>
     <w:p>
@@ -4567,7 +4528,7 @@
           <w:i w:val="0"/>
           <w:sz w:val="28"/>
         </w:rPr>
-        <w:t xml:space="preserve"> — разрыв или противоречие между фактическим и желаемым состоянием, способ устранения которого ещё требуется найти.</w:t>
+        <w:t xml:space="preserve"> - разрыв или противоречие между фактическим и желаемым состоянием, способ устранения которого ещё требуется найти.</w:t>
       </w:r>
     </w:p>
     <w:p>
@@ -4592,7 +4553,7 @@
           <w:i w:val="0"/>
           <w:sz w:val="28"/>
         </w:rPr>
-        <w:t xml:space="preserve"> — конкретизированный результат, который необходимо получить в установленных условиях, сроках и ограничениях.</w:t>
+        <w:t xml:space="preserve"> - конкретизированный результат, который необходимо получить в установленных условиях, сроках и ограничениях.</w:t>
       </w:r>
     </w:p>
     <w:p>
@@ -4617,7 +4578,7 @@
           <w:i w:val="0"/>
           <w:sz w:val="28"/>
         </w:rPr>
-        <w:t xml:space="preserve"> — регулярно повторяющаяся деятельность, выполняемая по известной процедуре без необходимости создавать новый способ решения.</w:t>
+        <w:t xml:space="preserve"> - регулярно повторяющаяся деятельность, выполняемая по известной процедуре без необходимости создавать новый способ решения.</w:t>
       </w:r>
     </w:p>
     <w:p>
@@ -4642,7 +4603,7 @@
           <w:i w:val="0"/>
           <w:sz w:val="28"/>
         </w:rPr>
-        <w:t xml:space="preserve"> — отбор допустимых и предпочтительных альтернатив из заранее известного множества по установленным критериям.</w:t>
+        <w:t xml:space="preserve"> - отбор допустимых и предпочтительных альтернатив из заранее известного множества по установленным критериям.</w:t>
       </w:r>
     </w:p>
     <w:p>
@@ -4667,7 +4628,7 @@
           <w:i w:val="0"/>
           <w:sz w:val="28"/>
         </w:rPr>
-        <w:t xml:space="preserve"> — акт принятия одной альтернативы или определённого набора действий как решения.</w:t>
+        <w:t xml:space="preserve"> - акт принятия одной альтернативы или определённого набора действий как решения.</w:t>
       </w:r>
     </w:p>
     <w:p>
@@ -4717,7 +4678,7 @@
           <w:i w:val="0"/>
           <w:sz w:val="28"/>
         </w:rPr>
-        <w:t xml:space="preserve"> — возможность отклонения фактического результата от ожидаемого, включая вероятность потерь или недостижения цели.</w:t>
+        <w:t xml:space="preserve"> - возможность отклонения фактического результата от ожидаемого, включая вероятность потерь или недостижения цели.</w:t>
       </w:r>
     </w:p>
     <w:p>
@@ -4742,7 +4703,7 @@
           <w:i w:val="0"/>
           <w:sz w:val="28"/>
         </w:rPr>
-        <w:t xml:space="preserve"> — мысленное или практическое разложение объекта и ситуации на элементы, связи и факторы для их изучения.</w:t>
+        <w:t xml:space="preserve"> - мысленное или практическое разложение объекта и ситуации на элементы, связи и факторы для их изучения.</w:t>
       </w:r>
     </w:p>
     <w:p>
@@ -4767,7 +4728,7 @@
           <w:i w:val="0"/>
           <w:sz w:val="28"/>
         </w:rPr>
-        <w:t xml:space="preserve"> — обязанность лица обосновать принятое решение и отвечать за его исполнение и последствия в пределах полномочий.</w:t>
+        <w:t xml:space="preserve"> - обязанность лица обосновать принятое решение и отвечать за его исполнение и последствия в пределах полномочий.</w:t>
       </w:r>
     </w:p>
     <w:p>
@@ -4792,7 +4753,7 @@
           <w:i w:val="0"/>
           <w:sz w:val="28"/>
         </w:rPr>
-        <w:t xml:space="preserve"> — новая идея, метод, разработка или продукт, ещё не обязательно внедрённые и давшие практический эффект.</w:t>
+        <w:t xml:space="preserve"> - новая идея, метод, разработка или продукт, ещё не обязательно внедрённые и давшие практический эффект.</w:t>
       </w:r>
     </w:p>
     <w:p>
@@ -4817,7 +4778,7 @@
           <w:i w:val="0"/>
           <w:sz w:val="28"/>
         </w:rPr>
-        <w:t xml:space="preserve"> — внедрённая новация, которая используется на практике и создаёт измеримый полезный эффект.</w:t>
+        <w:t xml:space="preserve"> - внедрённая новация, которая используется на практике и создаёт измеримый полезный эффект.</w:t>
       </w:r>
     </w:p>
     <w:p>
@@ -4842,7 +4803,7 @@
           <w:i w:val="0"/>
           <w:sz w:val="28"/>
         </w:rPr>
-        <w:t xml:space="preserve"> — условное графическое представление данных, структуры, связей или последовательности действий.</w:t>
+        <w:t xml:space="preserve"> - условное графическое представление данных, структуры, связей или последовательности действий.</w:t>
       </w:r>
     </w:p>
     <w:p>
@@ -4867,7 +4828,7 @@
           <w:i w:val="0"/>
           <w:sz w:val="28"/>
         </w:rPr>
-        <w:t xml:space="preserve"> — представление информации в наглядной графической форме для облегчения анализа и понимания.</w:t>
+        <w:t xml:space="preserve"> - представление информации в наглядной графической форме для облегчения анализа и понимания.</w:t>
       </w:r>
     </w:p>
     <w:p>
@@ -4892,7 +4853,7 @@
           <w:i w:val="0"/>
           <w:sz w:val="28"/>
         </w:rPr>
-        <w:t xml:space="preserve"> — общее долгосрочное направление действий и распределения ресурсов для достижения цели.</w:t>
+        <w:t xml:space="preserve"> - общее долгосрочное направление действий и распределения ресурсов для достижения цели.</w:t>
       </w:r>
     </w:p>
     <w:p>
@@ -4917,7 +4878,7 @@
           <w:i w:val="0"/>
           <w:sz w:val="28"/>
         </w:rPr>
-        <w:t xml:space="preserve"> — конкретные краткосрочные действия и приёмы реализации стратегии в текущих условиях.</w:t>
+        <w:t xml:space="preserve"> - конкретные краткосрочные действия и приёмы реализации стратегии в текущих условиях.</w:t>
       </w:r>
     </w:p>
     <w:p>
@@ -4942,7 +4903,7 @@
           <w:i w:val="0"/>
           <w:sz w:val="28"/>
         </w:rPr>
-        <w:t xml:space="preserve"> — полезный результат участника при определённом сочетании действий; в дереве игры может выражаться прибылью, временем, баллами или иной мерой.</w:t>
+        <w:t xml:space="preserve"> - полезный результат участника при определённом сочетании действий; в дереве игры может выражаться прибылью, временем, баллами или иной мерой.</w:t>
       </w:r>
     </w:p>
     <w:p>
@@ -4967,7 +4928,7 @@
           <w:i w:val="0"/>
           <w:sz w:val="28"/>
         </w:rPr>
-        <w:t xml:space="preserve"> — отрицательный результат, потеря или недостижение установленного критерия.</w:t>
+        <w:t xml:space="preserve"> - отрицательный результат, потеря или недостижение установленного критерия.</w:t>
       </w:r>
     </w:p>
     <w:p>
@@ -4992,7 +4953,7 @@
           <w:i w:val="0"/>
           <w:sz w:val="28"/>
         </w:rPr>
-        <w:t xml:space="preserve"> — взаимоисключающий способ действия, выбираемый вместо другого способа.</w:t>
+        <w:t xml:space="preserve"> - взаимоисключающий способ действия, выбираемый вместо другого способа.</w:t>
       </w:r>
     </w:p>
     <w:p>
@@ -5017,7 +4978,7 @@
           <w:i w:val="0"/>
           <w:sz w:val="28"/>
         </w:rPr>
-        <w:t xml:space="preserve"> — конкретное возможное исполнение решения; варианты могут различаться деталями внутри одной альтернативы.</w:t>
+        <w:t xml:space="preserve"> - конкретное возможное исполнение решения; варианты могут различаться деталями внутри одной альтернативы.</w:t>
       </w:r>
     </w:p>
     <w:p>
@@ -5042,11 +5003,13 @@
           <w:i w:val="0"/>
           <w:sz w:val="28"/>
         </w:rPr>
-        <w:t xml:space="preserve"> — узел процесса или дерева, в котором уполномоченное лицо должно выбрать дальнейшее действие из нескольких доступных направлений.</w:t>
+        <w:t xml:space="preserve"> - узел процесса или дерева, в котором уполномоченное лицо должно выбрать дальнейшее действие из нескольких доступных направлений.</w:t>
       </w:r>
     </w:p>
     <w:sectPr>
       <w:footerReference w:type="default" r:id="rId9"/>
+      <w:footerReference w:type="first" r:id="rId12"/>
+      <w:footerReference w:type="even" r:id="rId13"/>
       <w:pgSz w:w="12240" w:h="15840"/>
       <w:pgMar w:top="1134" w:right="850" w:bottom="1134" w:left="1701" w:header="720" w:footer="567" w:gutter="0"/>
       <w:cols w:space="720"/>
@@ -5073,6 +5036,26 @@
       <w:instrText xml:space="preserve"> PAGE </w:instrText>
       <w:fldChar w:fldCharType="end"/>
     </w:r>
+  </w:p>
+</w:ftr>
+</file>
+
+<file path=word/footer2.xml><?xml version="1.0" encoding="utf-8"?>
+<w:ftr xmlns:m="http://schemas.openxmlformats.org/officeDocument/2006/math" xmlns:mc="http://schemas.openxmlformats.org/markup-compatibility/2006" xmlns:mo="http://schemas.microsoft.com/office/mac/office/2008/main" xmlns:mv="urn:schemas-microsoft-com:mac:vml" xmlns:o="urn:schemas-microsoft-com:office:office" xmlns:r="http://schemas.openxmlformats.org/officeDocument/2006/relationships" xmlns:v="urn:schemas-microsoft-com:vml" xmlns:w10="urn:schemas-microsoft-com:office:word" xmlns:w14="http://schemas.microsoft.com/office/word/2010/wordml" xmlns:w="http://schemas.openxmlformats.org/wordprocessingml/2006/main" xmlns:wne="http://schemas.microsoft.com/office/word/2006/wordml" xmlns:wp14="http://schemas.microsoft.com/office/word/2010/wordprocessingDrawing" xmlns:wp="http://schemas.openxmlformats.org/drawingml/2006/wordprocessingDrawing" xmlns:wpc="http://schemas.microsoft.com/office/word/2010/wordprocessingCanvas" xmlns:wpg="http://schemas.microsoft.com/office/word/2010/wordprocessingGroup" xmlns:wpi="http://schemas.microsoft.com/office/word/2010/wordprocessingInk" xmlns:wps="http://schemas.microsoft.com/office/word/2010/wordprocessingShape" mc:Ignorable="w14 wp14">
+  <w:p>
+    <w:pPr>
+      <w:pStyle w:val="Footer"/>
+    </w:pPr>
+  </w:p>
+</w:ftr>
+</file>
+
+<file path=word/footer3.xml><?xml version="1.0" encoding="utf-8"?>
+<w:ftr xmlns:m="http://schemas.openxmlformats.org/officeDocument/2006/math" xmlns:mc="http://schemas.openxmlformats.org/markup-compatibility/2006" xmlns:mo="http://schemas.microsoft.com/office/mac/office/2008/main" xmlns:mv="urn:schemas-microsoft-com:mac:vml" xmlns:o="urn:schemas-microsoft-com:office:office" xmlns:r="http://schemas.openxmlformats.org/officeDocument/2006/relationships" xmlns:v="urn:schemas-microsoft-com:vml" xmlns:w10="urn:schemas-microsoft-com:office:word" xmlns:w14="http://schemas.microsoft.com/office/word/2010/wordml" xmlns:w="http://schemas.openxmlformats.org/wordprocessingml/2006/main" xmlns:wne="http://schemas.microsoft.com/office/word/2006/wordml" xmlns:wp14="http://schemas.microsoft.com/office/word/2010/wordprocessingDrawing" xmlns:wp="http://schemas.openxmlformats.org/drawingml/2006/wordprocessingDrawing" xmlns:wpc="http://schemas.microsoft.com/office/word/2010/wordprocessingCanvas" xmlns:wpg="http://schemas.microsoft.com/office/word/2010/wordprocessingGroup" xmlns:wpi="http://schemas.microsoft.com/office/word/2010/wordprocessingInk" xmlns:wps="http://schemas.microsoft.com/office/word/2010/wordprocessingShape" mc:Ignorable="w14 wp14">
+  <w:p>
+    <w:pPr>
+      <w:pStyle w:val="Footer"/>
+    </w:pPr>
   </w:p>
 </w:ftr>
 </file>

--- a/П-41_Соловьев_АС_ПЗ-03.docx
+++ b/П-41_Соловьев_АС_ПЗ-03.docx
@@ -223,7 +223,7 @@
           <w:i w:val="0"/>
           <w:sz w:val="28"/>
         </w:rPr>
-        <w:t xml:space="preserve"> овладеть навыками практического использования системного подхода к решению проблем на разных уровнях принятия управленческих решений, научиться определять доминирующий уровень решения, применять рациональный подход и визуальные методы анализа - дерево решений в форме дерева игры и причинно-следственную диаграмму [1, с. 136–141, 173–175].</w:t>
+        <w:t xml:space="preserve"> определить доминирующие уровни и типы управленческих решений в четырёх предложенных ситуациях, исследовать связь уровня решения со старшинством должности, описать формирование личных «программ» действий и разработать пошаговые решения трёх управленческих проблем с применением рационального подхода, дерева решений в форме дерева игры и причинно-следственной диаграммы [1, с. 136–141, 173–175].</w:t>
       </w:r>
     </w:p>
     <w:p>
@@ -2909,7 +2909,7 @@
               <a:graphicData uri="http://schemas.openxmlformats.org/drawingml/2006/picture">
                 <pic:pic>
                   <pic:nvPicPr>
-                    <pic:cNvPr id="0" name="дерево-игры.png"/>
+                    <pic:cNvPr id="0" name="image.png"/>
                     <pic:cNvPicPr/>
                   </pic:nvPicPr>
                   <pic:blipFill>
@@ -3515,7 +3515,7 @@
               <a:graphicData uri="http://schemas.openxmlformats.org/drawingml/2006/picture">
                 <pic:pic>
                   <pic:nvPicPr>
-                    <pic:cNvPr id="0" name="причинно-следственная-диаграмма.png"/>
+                    <pic:cNvPr id="0" name="image.png"/>
                     <pic:cNvPicPr/>
                   </pic:nvPicPr>
                   <pic:blipFill>
@@ -4340,7 +4340,7 @@
           <w:i w:val="0"/>
           <w:sz w:val="28"/>
         </w:rPr>
-        <w:t>1. Лукычёва Л. И. Управление организацией: учебное пособие по специальности «Менеджмент организации» / Л. И. Лукычёва; под ред. Ю. П. Анискина. - 3-е изд., стер. - М.: Омега-Л, 2006. - 360 с. - ISBN 5-98119-986-5. - С. 136–141, 173–175.</w:t>
+        <w:t>1. Лукичёва Л. И. Управление организацией: учебное пособие по специальности «Менеджмент организации» / Л. И. Лукичёва; под ред. Ю. П. Анискина. - 3-е изд., стер. - М.: Омега-Л, 2006. - 360 с. - ISBN 5-98119-986-5. - С. 136–141, 173–175.</w:t>
       </w:r>
     </w:p>
     <w:p>
